--- a/PAST Logbook - Zoe Haggett.docx
+++ b/PAST Logbook - Zoe Haggett.docx
@@ -1793,13 +1793,18 @@
               <w:jc w:val="center"/>
               <w:rPr>
                 <w:rFonts w:asciiTheme="majorHAnsi" w:hAnsiTheme="majorHAnsi" w:cs="Nirmala UI"/>
-              </w:rPr>
-            </w:pPr>
-            <w:r>
-              <w:rPr>
-                <w:rFonts w:asciiTheme="majorHAnsi" w:hAnsiTheme="majorHAnsi" w:cs="Nirmala UI"/>
-              </w:rPr>
-              <w:t>Total Hours Spent:</w:t>
+                <w:b/>
+                <w:bCs/>
+              </w:rPr>
+            </w:pPr>
+            <w:r>
+              <w:rPr>
+                <w:rFonts w:asciiTheme="majorHAnsi" w:hAnsiTheme="majorHAnsi" w:cs="Nirmala UI"/>
+                <w:b/>
+                <w:bCs/>
+                <w:highlight w:val="magenta"/>
+              </w:rPr>
+              <w:t>Research Phase</w:t>
             </w:r>
           </w:p>
           <w:p>
@@ -1818,7 +1823,13 @@
               <w:rPr>
                 <w:rFonts w:asciiTheme="majorHAnsi" w:hAnsiTheme="majorHAnsi" w:cs="Nirmala UI"/>
               </w:rPr>
-              <w:t>Running Total:</w:t>
+              <w:t>Total Hours Spent:</w:t>
+            </w:r>
+            <w:r>
+              <w:rPr>
+                <w:rFonts w:asciiTheme="majorHAnsi" w:hAnsiTheme="majorHAnsi" w:cs="Nirmala UI"/>
+              </w:rPr>
+              <w:t xml:space="preserve"> 4</w:t>
             </w:r>
           </w:p>
           <w:p>
@@ -1833,6 +1844,18 @@
                 <w:rFonts w:asciiTheme="majorHAnsi" w:hAnsiTheme="majorHAnsi" w:cs="Nirmala UI"/>
               </w:rPr>
             </w:pPr>
+            <w:r>
+              <w:rPr>
+                <w:rFonts w:asciiTheme="majorHAnsi" w:hAnsiTheme="majorHAnsi" w:cs="Nirmala UI"/>
+              </w:rPr>
+              <w:t>Running Total:</w:t>
+            </w:r>
+            <w:r>
+              <w:rPr>
+                <w:rFonts w:asciiTheme="majorHAnsi" w:hAnsiTheme="majorHAnsi" w:cs="Nirmala UI"/>
+              </w:rPr>
+              <w:t xml:space="preserve"> 8</w:t>
+            </w:r>
           </w:p>
         </w:tc>
       </w:tr>
@@ -1977,24 +2000,12 @@
                 <w:color w:val="000000" w:themeColor="text1"/>
               </w:rPr>
             </w:pPr>
-            <w:hyperlink r:id="rId16" w:history="1">
+            <w:hyperlink r:id="rId16" w:anchor="google_vignette" w:history="1">
               <w:r>
                 <w:rPr>
                   <w:rStyle w:val="Hyperlink"/>
                 </w:rPr>
-                <w:t>https://www.tpointtech.com/os-pr</w:t>
-              </w:r>
-              <w:r>
-                <w:rPr>
-                  <w:rStyle w:val="Hyperlink"/>
-                </w:rPr>
-                <w:t>o</w:t>
-              </w:r>
-              <w:r>
-                <w:rPr>
-                  <w:rStyle w:val="Hyperlink"/>
-                </w:rPr>
-                <w:t>cess-queues#google_vignette</w:t>
+                <w:t>https://www.tpointtech.com/os-process-queues#google_vignette</w:t>
               </w:r>
             </w:hyperlink>
           </w:p>
@@ -2012,6 +2023,311 @@
                   <w:rStyle w:val="Hyperlink"/>
                 </w:rPr>
                 <w:t>https://medium.com/teamshiksha/a-primer-on-queuing-systems-in-computer-science-76743c1196de</w:t>
+              </w:r>
+            </w:hyperlink>
+          </w:p>
+          <w:p>
+            <w:pPr>
+              <w:tabs>
+                <w:tab w:val="left" w:pos="5480"/>
+              </w:tabs>
+              <w:spacing w:line="240" w:lineRule="auto"/>
+              <w:contextualSpacing/>
+              <w:rPr>
+                <w:rFonts w:asciiTheme="majorHAnsi" w:hAnsiTheme="majorHAnsi" w:cs="Nirmala UI"/>
+              </w:rPr>
+            </w:pPr>
+          </w:p>
+          <w:p>
+            <w:pPr>
+              <w:tabs>
+                <w:tab w:val="left" w:pos="5480"/>
+              </w:tabs>
+              <w:spacing w:line="240" w:lineRule="auto"/>
+              <w:contextualSpacing/>
+              <w:rPr>
+                <w:rFonts w:asciiTheme="majorHAnsi" w:hAnsiTheme="majorHAnsi" w:cs="Nirmala UI"/>
+              </w:rPr>
+            </w:pPr>
+          </w:p>
+        </w:tc>
+      </w:tr>
+      <w:tr>
+        <w:trPr>
+          <w:trHeight w:val="327"/>
+        </w:trPr>
+        <w:tc>
+          <w:tcPr>
+            <w:tcW w:w="10545" w:type="dxa"/>
+          </w:tcPr>
+          <w:p>
+            <w:pPr>
+              <w:tabs>
+                <w:tab w:val="left" w:pos="5480"/>
+              </w:tabs>
+              <w:spacing w:line="240" w:lineRule="auto"/>
+              <w:contextualSpacing/>
+              <w:rPr>
+                <w:rFonts w:asciiTheme="majorHAnsi" w:hAnsiTheme="majorHAnsi" w:cs="Nirmala UI"/>
+              </w:rPr>
+            </w:pPr>
+          </w:p>
+          <w:p>
+            <w:pPr>
+              <w:tabs>
+                <w:tab w:val="left" w:pos="5480"/>
+              </w:tabs>
+              <w:spacing w:line="240" w:lineRule="auto"/>
+              <w:contextualSpacing/>
+              <w:rPr>
+                <w:rFonts w:asciiTheme="majorHAnsi" w:hAnsiTheme="majorHAnsi" w:cs="Nirmala UI"/>
+                <w:i/>
+                <w:iCs/>
+              </w:rPr>
+            </w:pPr>
+            <w:r>
+              <w:rPr>
+                <w:rFonts w:asciiTheme="majorHAnsi" w:hAnsiTheme="majorHAnsi" w:cs="Nirmala UI"/>
+                <w:b/>
+                <w:bCs/>
+              </w:rPr>
+              <w:t>28/08/2026</w:t>
+            </w:r>
+            <w:r>
+              <w:rPr>
+                <w:rFonts w:asciiTheme="majorHAnsi" w:hAnsiTheme="majorHAnsi" w:cs="Nirmala UI"/>
+                <w:b/>
+                <w:bCs/>
+              </w:rPr>
+              <w:t xml:space="preserve">                                                                                                                                                                          </w:t>
+            </w:r>
+            <w:r>
+              <w:rPr>
+                <w:rFonts w:asciiTheme="majorHAnsi" w:hAnsiTheme="majorHAnsi" w:cs="Nirmala UI"/>
+                <w:b/>
+                <w:bCs/>
+              </w:rPr>
+              <w:t xml:space="preserve">    </w:t>
+            </w:r>
+            <w:r>
+              <w:rPr>
+                <w:rFonts w:asciiTheme="majorHAnsi" w:hAnsiTheme="majorHAnsi" w:cs="Nirmala UI"/>
+                <w:b/>
+                <w:bCs/>
+              </w:rPr>
+              <w:t xml:space="preserve">     </w:t>
+            </w:r>
+            <w:r>
+              <w:rPr>
+                <w:rFonts w:asciiTheme="majorHAnsi" w:hAnsiTheme="majorHAnsi" w:cs="Nirmala UI"/>
+                <w:i/>
+                <w:iCs/>
+              </w:rPr>
+              <w:t xml:space="preserve">Hours: </w:t>
+            </w:r>
+            <w:r>
+              <w:rPr>
+                <w:rFonts w:asciiTheme="majorHAnsi" w:hAnsiTheme="majorHAnsi" w:cs="Nirmala UI"/>
+                <w:i/>
+                <w:iCs/>
+              </w:rPr>
+              <w:t>2</w:t>
+            </w:r>
+          </w:p>
+          <w:p>
+            <w:pPr>
+              <w:tabs>
+                <w:tab w:val="left" w:pos="5480"/>
+              </w:tabs>
+              <w:spacing w:line="240" w:lineRule="auto"/>
+              <w:contextualSpacing/>
+              <w:rPr>
+                <w:rFonts w:asciiTheme="majorHAnsi" w:hAnsiTheme="majorHAnsi" w:cs="Nirmala UI"/>
+                <w:b/>
+                <w:bCs/>
+              </w:rPr>
+            </w:pPr>
+          </w:p>
+          <w:p>
+            <w:pPr>
+              <w:pStyle w:val="ListParagraph"/>
+              <w:numPr>
+                <w:ilvl w:val="0"/>
+                <w:numId w:val="11"/>
+              </w:numPr>
+              <w:tabs>
+                <w:tab w:val="left" w:pos="5480"/>
+              </w:tabs>
+              <w:spacing w:line="240" w:lineRule="auto"/>
+              <w:rPr>
+                <w:rFonts w:asciiTheme="majorHAnsi" w:hAnsiTheme="majorHAnsi" w:cs="Nirmala UI"/>
+                <w:b/>
+                <w:bCs/>
+              </w:rPr>
+            </w:pPr>
+            <w:r>
+              <w:rPr>
+                <w:rFonts w:asciiTheme="majorHAnsi" w:hAnsiTheme="majorHAnsi" w:cs="Nirmala UI"/>
+              </w:rPr>
+              <w:t>Complete first deliverable in ‘RTOS Project – Research Phase’ document.</w:t>
+            </w:r>
+          </w:p>
+          <w:p>
+            <w:pPr>
+              <w:pStyle w:val="ListParagraph"/>
+              <w:numPr>
+                <w:ilvl w:val="0"/>
+                <w:numId w:val="11"/>
+              </w:numPr>
+              <w:tabs>
+                <w:tab w:val="left" w:pos="5480"/>
+              </w:tabs>
+              <w:spacing w:line="240" w:lineRule="auto"/>
+              <w:rPr>
+                <w:rFonts w:asciiTheme="majorHAnsi" w:hAnsiTheme="majorHAnsi" w:cs="Nirmala UI"/>
+                <w:b/>
+                <w:bCs/>
+              </w:rPr>
+            </w:pPr>
+            <w:r>
+              <w:rPr>
+                <w:rFonts w:asciiTheme="majorHAnsi" w:hAnsiTheme="majorHAnsi" w:cs="Nirmala UI"/>
+              </w:rPr>
+              <w:t xml:space="preserve">Describe suitable use </w:t>
+            </w:r>
+            <w:r>
+              <w:rPr>
+                <w:rFonts w:asciiTheme="majorHAnsi" w:hAnsiTheme="majorHAnsi" w:cs="Nirmala UI"/>
+              </w:rPr>
+              <w:t>cases</w:t>
+            </w:r>
+            <w:r>
+              <w:rPr>
+                <w:rFonts w:asciiTheme="majorHAnsi" w:hAnsiTheme="majorHAnsi" w:cs="Nirmala UI"/>
+              </w:rPr>
+              <w:t xml:space="preserve"> for each</w:t>
+            </w:r>
+            <w:r>
+              <w:rPr>
+                <w:rFonts w:asciiTheme="majorHAnsi" w:hAnsiTheme="majorHAnsi" w:cs="Nirmala UI"/>
+              </w:rPr>
+              <w:t xml:space="preserve"> researched topic.</w:t>
+            </w:r>
+          </w:p>
+          <w:p>
+            <w:pPr>
+              <w:pStyle w:val="ListParagraph"/>
+              <w:tabs>
+                <w:tab w:val="left" w:pos="5480"/>
+              </w:tabs>
+              <w:spacing w:line="240" w:lineRule="auto"/>
+              <w:rPr>
+                <w:rFonts w:asciiTheme="majorHAnsi" w:hAnsiTheme="majorHAnsi" w:cs="Nirmala UI"/>
+                <w:b/>
+                <w:bCs/>
+              </w:rPr>
+            </w:pPr>
+          </w:p>
+          <w:p>
+            <w:pPr>
+              <w:pStyle w:val="ListParagraph"/>
+              <w:tabs>
+                <w:tab w:val="left" w:pos="5480"/>
+              </w:tabs>
+              <w:spacing w:line="240" w:lineRule="auto"/>
+              <w:rPr>
+                <w:rFonts w:asciiTheme="majorHAnsi" w:hAnsiTheme="majorHAnsi" w:cs="Nirmala UI"/>
+                <w:b/>
+                <w:bCs/>
+              </w:rPr>
+            </w:pPr>
+            <w:hyperlink r:id="rId18" w:history="1">
+              <w:r>
+                <w:rPr>
+                  <w:rStyle w:val="Hyperlink"/>
+                  <w:rFonts w:asciiTheme="majorHAnsi" w:hAnsiTheme="majorHAnsi" w:cs="Nirmala UI"/>
+                  <w:b/>
+                  <w:bCs/>
+                </w:rPr>
+                <w:t>https://www.lenovo.com/us/en/glossary/what-is-mutex/?orgRef=https%253A%252F%252Fwww.google.com%252F&amp;srsltid=AfmBOop-vUhRzGO61-JmUnY4rtg1SGpOXfri-q3G7hRQUDVuTFrDXfjk</w:t>
+              </w:r>
+            </w:hyperlink>
+          </w:p>
+          <w:p>
+            <w:pPr>
+              <w:pStyle w:val="ListParagraph"/>
+              <w:tabs>
+                <w:tab w:val="left" w:pos="5480"/>
+              </w:tabs>
+              <w:spacing w:line="240" w:lineRule="auto"/>
+              <w:rPr>
+                <w:rFonts w:asciiTheme="majorHAnsi" w:hAnsiTheme="majorHAnsi" w:cs="Nirmala UI"/>
+                <w:b/>
+                <w:bCs/>
+              </w:rPr>
+            </w:pPr>
+          </w:p>
+          <w:p>
+            <w:pPr>
+              <w:pStyle w:val="ListParagraph"/>
+              <w:tabs>
+                <w:tab w:val="left" w:pos="5480"/>
+              </w:tabs>
+              <w:spacing w:line="240" w:lineRule="auto"/>
+              <w:rPr>
+                <w:rFonts w:asciiTheme="majorHAnsi" w:hAnsiTheme="majorHAnsi" w:cs="Nirmala UI"/>
+                <w:b/>
+                <w:bCs/>
+              </w:rPr>
+            </w:pPr>
+            <w:hyperlink r:id="rId19" w:history="1">
+              <w:r>
+                <w:rPr>
+                  <w:rStyle w:val="Hyperlink"/>
+                  <w:rFonts w:asciiTheme="majorHAnsi" w:hAnsiTheme="majorHAnsi" w:cs="Nirmala UI"/>
+                  <w:b/>
+                  <w:bCs/>
+                </w:rPr>
+                <w:t>https://www.geeksforgeeks.org/operating-systems/mutex-vs-semaphore/</w:t>
+              </w:r>
+            </w:hyperlink>
+          </w:p>
+          <w:p>
+            <w:pPr>
+              <w:pStyle w:val="ListParagraph"/>
+              <w:tabs>
+                <w:tab w:val="left" w:pos="5480"/>
+              </w:tabs>
+              <w:spacing w:line="240" w:lineRule="auto"/>
+              <w:rPr>
+                <w:rFonts w:asciiTheme="majorHAnsi" w:hAnsiTheme="majorHAnsi" w:cs="Nirmala UI"/>
+                <w:b/>
+                <w:bCs/>
+              </w:rPr>
+            </w:pPr>
+          </w:p>
+          <w:p>
+            <w:pPr>
+              <w:pStyle w:val="ListParagraph"/>
+              <w:tabs>
+                <w:tab w:val="left" w:pos="5480"/>
+              </w:tabs>
+              <w:spacing w:line="240" w:lineRule="auto"/>
+              <w:rPr>
+                <w:rFonts w:asciiTheme="majorHAnsi" w:hAnsiTheme="majorHAnsi" w:cs="Nirmala UI"/>
+                <w:b/>
+                <w:bCs/>
+              </w:rPr>
+            </w:pPr>
+            <w:hyperlink r:id="rId20" w:history="1">
+              <w:r>
+                <w:rPr>
+                  <w:rStyle w:val="Hyperlink"/>
+                  <w:rFonts w:asciiTheme="majorHAnsi" w:hAnsiTheme="majorHAnsi" w:cs="Nirmala UI"/>
+                  <w:b/>
+                  <w:bCs/>
+                </w:rPr>
+                <w:t>https://www.geeksforgeeks.org/operating-systems/semaphores-in-process-synchronization/</w:t>
               </w:r>
             </w:hyperlink>
           </w:p>
@@ -2147,13 +2463,18 @@
               <w:jc w:val="center"/>
               <w:rPr>
                 <w:rFonts w:asciiTheme="majorHAnsi" w:hAnsiTheme="majorHAnsi" w:cs="Nirmala UI"/>
-              </w:rPr>
-            </w:pPr>
-            <w:r>
-              <w:rPr>
-                <w:rFonts w:asciiTheme="majorHAnsi" w:hAnsiTheme="majorHAnsi" w:cs="Nirmala UI"/>
-              </w:rPr>
-              <w:t>Total Hours Spent:</w:t>
+                <w:b/>
+                <w:bCs/>
+              </w:rPr>
+            </w:pPr>
+            <w:r>
+              <w:rPr>
+                <w:rFonts w:asciiTheme="majorHAnsi" w:hAnsiTheme="majorHAnsi" w:cs="Nirmala UI"/>
+                <w:b/>
+                <w:bCs/>
+                <w:highlight w:val="yellow"/>
+              </w:rPr>
+              <w:t>Implementation Phase</w:t>
             </w:r>
           </w:p>
           <w:p>
@@ -2172,7 +2493,50 @@
               <w:rPr>
                 <w:rFonts w:asciiTheme="majorHAnsi" w:hAnsiTheme="majorHAnsi" w:cs="Nirmala UI"/>
               </w:rPr>
+              <w:t>Total Hours Spent:</w:t>
+            </w:r>
+            <w:r>
+              <w:rPr>
+                <w:rFonts w:asciiTheme="majorHAnsi" w:hAnsiTheme="majorHAnsi" w:cs="Nirmala UI"/>
+              </w:rPr>
+              <w:t xml:space="preserve"> </w:t>
+            </w:r>
+            <w:r>
+              <w:rPr>
+                <w:rFonts w:asciiTheme="majorHAnsi" w:hAnsiTheme="majorHAnsi" w:cs="Nirmala UI"/>
+              </w:rPr>
+              <w:t>4</w:t>
+            </w:r>
+          </w:p>
+          <w:p>
+            <w:pPr>
+              <w:tabs>
+                <w:tab w:val="left" w:pos="5480"/>
+              </w:tabs>
+              <w:spacing w:line="240" w:lineRule="auto"/>
+              <w:contextualSpacing/>
+              <w:jc w:val="center"/>
+              <w:rPr>
+                <w:rFonts w:asciiTheme="majorHAnsi" w:hAnsiTheme="majorHAnsi" w:cs="Nirmala UI"/>
+              </w:rPr>
+            </w:pPr>
+            <w:r>
+              <w:rPr>
+                <w:rFonts w:asciiTheme="majorHAnsi" w:hAnsiTheme="majorHAnsi" w:cs="Nirmala UI"/>
+              </w:rPr>
               <w:t>Running Total:</w:t>
+            </w:r>
+            <w:r>
+              <w:rPr>
+                <w:rFonts w:asciiTheme="majorHAnsi" w:hAnsiTheme="majorHAnsi" w:cs="Nirmala UI"/>
+              </w:rPr>
+              <w:t xml:space="preserve"> 1</w:t>
+            </w:r>
+            <w:r>
+              <w:rPr>
+                <w:rFonts w:asciiTheme="majorHAnsi" w:hAnsiTheme="majorHAnsi" w:cs="Nirmala UI"/>
+              </w:rPr>
+              <w:t>2</w:t>
             </w:r>
           </w:p>
         </w:tc>
@@ -2185,6 +2549,802 @@
           <w:tcPr>
             <w:tcW w:w="10545" w:type="dxa"/>
           </w:tcPr>
+          <w:p>
+            <w:pPr>
+              <w:tabs>
+                <w:tab w:val="left" w:pos="5480"/>
+              </w:tabs>
+              <w:spacing w:line="240" w:lineRule="auto"/>
+              <w:contextualSpacing/>
+              <w:rPr>
+                <w:rFonts w:asciiTheme="majorHAnsi" w:hAnsiTheme="majorHAnsi" w:cs="Nirmala UI"/>
+              </w:rPr>
+            </w:pPr>
+          </w:p>
+          <w:p>
+            <w:pPr>
+              <w:tabs>
+                <w:tab w:val="left" w:pos="5480"/>
+              </w:tabs>
+              <w:spacing w:line="240" w:lineRule="auto"/>
+              <w:contextualSpacing/>
+              <w:rPr>
+                <w:rFonts w:asciiTheme="majorHAnsi" w:hAnsiTheme="majorHAnsi" w:cs="Nirmala UI"/>
+                <w:i/>
+                <w:iCs/>
+              </w:rPr>
+            </w:pPr>
+            <w:r>
+              <w:rPr>
+                <w:rFonts w:asciiTheme="majorHAnsi" w:hAnsiTheme="majorHAnsi" w:cs="Nirmala UI"/>
+                <w:b/>
+                <w:bCs/>
+              </w:rPr>
+              <w:t xml:space="preserve">05/09/2026                                                                                                                                                                                   </w:t>
+            </w:r>
+            <w:r>
+              <w:rPr>
+                <w:rFonts w:asciiTheme="majorHAnsi" w:hAnsiTheme="majorHAnsi" w:cs="Nirmala UI"/>
+                <w:i/>
+                <w:iCs/>
+              </w:rPr>
+              <w:t xml:space="preserve">Hours: </w:t>
+            </w:r>
+            <w:r>
+              <w:rPr>
+                <w:rFonts w:asciiTheme="majorHAnsi" w:hAnsiTheme="majorHAnsi" w:cs="Nirmala UI"/>
+                <w:i/>
+                <w:iCs/>
+              </w:rPr>
+              <w:t>3</w:t>
+            </w:r>
+          </w:p>
+          <w:p>
+            <w:pPr>
+              <w:tabs>
+                <w:tab w:val="left" w:pos="5480"/>
+              </w:tabs>
+              <w:spacing w:line="240" w:lineRule="auto"/>
+              <w:contextualSpacing/>
+              <w:rPr>
+                <w:rFonts w:asciiTheme="majorHAnsi" w:hAnsiTheme="majorHAnsi" w:cs="Nirmala UI"/>
+                <w:i/>
+                <w:iCs/>
+              </w:rPr>
+            </w:pPr>
+          </w:p>
+          <w:p>
+            <w:pPr>
+              <w:pStyle w:val="ListParagraph"/>
+              <w:numPr>
+                <w:ilvl w:val="0"/>
+                <w:numId w:val="14"/>
+              </w:numPr>
+              <w:tabs>
+                <w:tab w:val="left" w:pos="5480"/>
+              </w:tabs>
+              <w:spacing w:line="240" w:lineRule="auto"/>
+              <w:rPr>
+                <w:rFonts w:asciiTheme="majorHAnsi" w:hAnsiTheme="majorHAnsi" w:cs="Nirmala UI"/>
+                <w:i/>
+                <w:iCs/>
+              </w:rPr>
+            </w:pPr>
+            <w:r>
+              <w:rPr>
+                <w:rFonts w:asciiTheme="majorHAnsi" w:hAnsiTheme="majorHAnsi" w:cs="Nirmala UI"/>
+              </w:rPr>
+              <w:t>Begin second deliverable.</w:t>
+            </w:r>
+          </w:p>
+          <w:p>
+            <w:pPr>
+              <w:pStyle w:val="ListParagraph"/>
+              <w:tabs>
+                <w:tab w:val="left" w:pos="5480"/>
+              </w:tabs>
+              <w:spacing w:line="240" w:lineRule="auto"/>
+              <w:rPr>
+                <w:rFonts w:asciiTheme="majorHAnsi" w:hAnsiTheme="majorHAnsi" w:cs="Nirmala UI"/>
+              </w:rPr>
+            </w:pPr>
+            <w:r>
+              <w:rPr>
+                <w:rFonts w:asciiTheme="majorHAnsi" w:hAnsiTheme="majorHAnsi" w:cs="Nirmala UI"/>
+              </w:rPr>
+              <w:t>Re-create the LED blink program from 5.3 but use two separate tasks to switch the LED on and off at different rates.</w:t>
+            </w:r>
+          </w:p>
+          <w:p>
+            <w:pPr>
+              <w:pStyle w:val="ListParagraph"/>
+              <w:tabs>
+                <w:tab w:val="left" w:pos="5480"/>
+              </w:tabs>
+              <w:spacing w:line="240" w:lineRule="auto"/>
+              <w:rPr>
+                <w:rFonts w:asciiTheme="majorHAnsi" w:hAnsiTheme="majorHAnsi" w:cs="Nirmala UI"/>
+              </w:rPr>
+            </w:pPr>
+          </w:p>
+          <w:p>
+            <w:pPr>
+              <w:pStyle w:val="ListParagraph"/>
+              <w:numPr>
+                <w:ilvl w:val="0"/>
+                <w:numId w:val="14"/>
+              </w:numPr>
+              <w:tabs>
+                <w:tab w:val="left" w:pos="5480"/>
+              </w:tabs>
+              <w:spacing w:line="240" w:lineRule="auto"/>
+              <w:rPr>
+                <w:rFonts w:asciiTheme="majorHAnsi" w:hAnsiTheme="majorHAnsi" w:cs="Nirmala UI"/>
+              </w:rPr>
+            </w:pPr>
+            <w:r>
+              <w:rPr>
+                <w:rFonts w:asciiTheme="majorHAnsi" w:hAnsiTheme="majorHAnsi" w:cs="Nirmala UI"/>
+              </w:rPr>
+              <w:t>Download ‘main.c’ and ‘main</w:t>
+            </w:r>
+            <w:r>
+              <w:rPr>
+                <w:rFonts w:asciiTheme="majorHAnsi" w:hAnsiTheme="majorHAnsi" w:cs="Nirmala UI"/>
+              </w:rPr>
+              <w:t>.blinky.c’ and run</w:t>
+            </w:r>
+            <w:r>
+              <w:rPr>
+                <w:rFonts w:asciiTheme="majorHAnsi" w:hAnsiTheme="majorHAnsi" w:cs="Nirmala UI"/>
+              </w:rPr>
+              <w:t>/observe</w:t>
+            </w:r>
+            <w:r>
+              <w:rPr>
+                <w:rFonts w:asciiTheme="majorHAnsi" w:hAnsiTheme="majorHAnsi" w:cs="Nirmala UI"/>
+              </w:rPr>
+              <w:t xml:space="preserve"> basic </w:t>
+            </w:r>
+            <w:r>
+              <w:rPr>
+                <w:rFonts w:asciiTheme="majorHAnsi" w:hAnsiTheme="majorHAnsi" w:cs="Nirmala UI"/>
+              </w:rPr>
+              <w:t>demo</w:t>
+            </w:r>
+            <w:r>
+              <w:rPr>
+                <w:rFonts w:asciiTheme="majorHAnsi" w:hAnsiTheme="majorHAnsi" w:cs="Nirmala UI"/>
+              </w:rPr>
+              <w:t xml:space="preserve">nstration </w:t>
+            </w:r>
+            <w:r>
+              <w:rPr>
+                <w:rFonts w:asciiTheme="majorHAnsi" w:hAnsiTheme="majorHAnsi" w:cs="Nirmala UI"/>
+              </w:rPr>
+              <w:t xml:space="preserve">on MSVC </w:t>
+            </w:r>
+            <w:r>
+              <w:rPr>
+                <w:rFonts w:asciiTheme="majorHAnsi" w:hAnsiTheme="majorHAnsi" w:cs="Nirmala UI"/>
+              </w:rPr>
+              <w:t>of how to use a queue on FreeRTOS to pass a value between two tasks, i.e. toggling an LED</w:t>
+            </w:r>
+            <w:r>
+              <w:rPr>
+                <w:rFonts w:asciiTheme="majorHAnsi" w:hAnsiTheme="majorHAnsi" w:cs="Nirmala UI"/>
+              </w:rPr>
+              <w:t>.</w:t>
+            </w:r>
+          </w:p>
+          <w:p>
+            <w:pPr>
+              <w:pStyle w:val="ListParagraph"/>
+              <w:tabs>
+                <w:tab w:val="left" w:pos="5480"/>
+              </w:tabs>
+              <w:spacing w:line="240" w:lineRule="auto"/>
+              <w:rPr>
+                <w:rFonts w:asciiTheme="majorHAnsi" w:hAnsiTheme="majorHAnsi" w:cs="Nirmala UI"/>
+              </w:rPr>
+            </w:pPr>
+          </w:p>
+          <w:p>
+            <w:pPr>
+              <w:pStyle w:val="ListParagraph"/>
+              <w:tabs>
+                <w:tab w:val="left" w:pos="5480"/>
+              </w:tabs>
+              <w:spacing w:line="240" w:lineRule="auto"/>
+            </w:pPr>
+            <w:hyperlink r:id="rId21" w:history="1">
+              <w:r>
+                <w:rPr>
+                  <w:rStyle w:val="Hyperlink"/>
+                  <w:rFonts w:asciiTheme="majorHAnsi" w:hAnsiTheme="majorHAnsi" w:cs="Nirmala UI"/>
+                </w:rPr>
+                <w:t>https://freertos.org/Documentation/01-FreeRTOS-quick-start/01-Beginners-guide/03-Build-your-first-project</w:t>
+              </w:r>
+            </w:hyperlink>
+          </w:p>
+          <w:p>
+            <w:pPr>
+              <w:pStyle w:val="ListParagraph"/>
+              <w:tabs>
+                <w:tab w:val="left" w:pos="5480"/>
+              </w:tabs>
+              <w:spacing w:line="240" w:lineRule="auto"/>
+            </w:pPr>
+          </w:p>
+          <w:p>
+            <w:pPr>
+              <w:pStyle w:val="ListParagraph"/>
+              <w:tabs>
+                <w:tab w:val="left" w:pos="5480"/>
+              </w:tabs>
+              <w:spacing w:line="240" w:lineRule="auto"/>
+              <w:rPr>
+                <w:rFonts w:asciiTheme="majorHAnsi" w:hAnsiTheme="majorHAnsi" w:cs="Nirmala UI"/>
+              </w:rPr>
+            </w:pPr>
+            <w:r>
+              <w:rPr>
+                <w:rFonts w:asciiTheme="majorHAnsi" w:hAnsiTheme="majorHAnsi" w:cs="Nirmala UI"/>
+                <w:noProof/>
+              </w:rPr>
+              <w:lastRenderedPageBreak/>
+              <w:drawing>
+                <wp:inline distT="0" distB="0" distL="0" distR="0" wp14:anchorId="49869D3E" wp14:editId="006A392F">
+                  <wp:extent cx="2672316" cy="1426164"/>
+                  <wp:effectExtent l="0" t="0" r="0" b="3175"/>
+                  <wp:docPr id="1854988314" name="Picture 1"/>
+                  <wp:cNvGraphicFramePr>
+                    <a:graphicFrameLocks xmlns:a="http://schemas.openxmlformats.org/drawingml/2006/main" noChangeAspect="1"/>
+                  </wp:cNvGraphicFramePr>
+                  <a:graphic xmlns:a="http://schemas.openxmlformats.org/drawingml/2006/main">
+                    <a:graphicData uri="http://schemas.openxmlformats.org/drawingml/2006/picture">
+                      <pic:pic xmlns:pic="http://schemas.openxmlformats.org/drawingml/2006/picture">
+                        <pic:nvPicPr>
+                          <pic:cNvPr id="1854988314" name=""/>
+                          <pic:cNvPicPr/>
+                        </pic:nvPicPr>
+                        <pic:blipFill>
+                          <a:blip r:embed="rId22"/>
+                          <a:stretch>
+                            <a:fillRect/>
+                          </a:stretch>
+                        </pic:blipFill>
+                        <pic:spPr>
+                          <a:xfrm>
+                            <a:off x="0" y="0"/>
+                            <a:ext cx="2719920" cy="1451569"/>
+                          </a:xfrm>
+                          <a:prstGeom prst="rect">
+                            <a:avLst/>
+                          </a:prstGeom>
+                        </pic:spPr>
+                      </pic:pic>
+                    </a:graphicData>
+                  </a:graphic>
+                </wp:inline>
+              </w:drawing>
+            </w:r>
+          </w:p>
+          <w:p>
+            <w:pPr>
+              <w:tabs>
+                <w:tab w:val="left" w:pos="5480"/>
+              </w:tabs>
+              <w:spacing w:line="240" w:lineRule="auto"/>
+              <w:contextualSpacing/>
+              <w:rPr>
+                <w:rFonts w:asciiTheme="majorHAnsi" w:hAnsiTheme="majorHAnsi" w:cs="Nirmala UI"/>
+              </w:rPr>
+            </w:pPr>
+          </w:p>
+          <w:p>
+            <w:pPr>
+              <w:pStyle w:val="ListParagraph"/>
+              <w:numPr>
+                <w:ilvl w:val="0"/>
+                <w:numId w:val="14"/>
+              </w:numPr>
+              <w:tabs>
+                <w:tab w:val="left" w:pos="5480"/>
+              </w:tabs>
+              <w:spacing w:line="240" w:lineRule="auto"/>
+              <w:rPr>
+                <w:rFonts w:asciiTheme="majorHAnsi" w:hAnsiTheme="majorHAnsi" w:cs="Nirmala UI"/>
+                <w:color w:val="EE0000"/>
+              </w:rPr>
+            </w:pPr>
+            <w:r>
+              <w:rPr>
+                <w:rFonts w:asciiTheme="majorHAnsi" w:hAnsiTheme="majorHAnsi" w:cs="Nirmala UI"/>
+              </w:rPr>
+              <w:t>Run 5.03 blink program demo</w:t>
+            </w:r>
+            <w:r>
+              <w:rPr>
+                <w:rFonts w:asciiTheme="majorHAnsi" w:hAnsiTheme="majorHAnsi" w:cs="Nirmala UI"/>
+              </w:rPr>
+              <w:t xml:space="preserve"> from Software </w:t>
+            </w:r>
+            <w:r>
+              <w:rPr>
+                <w:rFonts w:asciiTheme="majorHAnsi" w:hAnsiTheme="majorHAnsi" w:cs="Nirmala UI"/>
+              </w:rPr>
+              <w:t>resources on GitHub.</w:t>
+            </w:r>
+            <w:r>
+              <w:rPr>
+                <w:rFonts w:asciiTheme="majorHAnsi" w:hAnsiTheme="majorHAnsi" w:cs="Nirmala UI"/>
+              </w:rPr>
+              <w:t xml:space="preserve"> </w:t>
+            </w:r>
+            <w:r>
+              <w:rPr>
+                <w:rFonts w:asciiTheme="majorHAnsi" w:hAnsiTheme="majorHAnsi" w:cs="Nirmala UI"/>
+              </w:rPr>
+              <w:t xml:space="preserve">Install STM32CubeIDE and set-up, fix errors, </w:t>
+            </w:r>
+            <w:r>
+              <w:rPr>
+                <w:rFonts w:asciiTheme="majorHAnsi" w:hAnsiTheme="majorHAnsi" w:cs="Nirmala UI"/>
+              </w:rPr>
+              <w:t xml:space="preserve">follow instructions. </w:t>
+            </w:r>
+            <w:r>
+              <w:rPr>
+                <w:rFonts w:asciiTheme="majorHAnsi" w:hAnsiTheme="majorHAnsi" w:cs="Nirmala UI"/>
+                <w:color w:val="EE0000"/>
+              </w:rPr>
+              <w:t>I have noticed t</w:t>
+            </w:r>
+            <w:r>
+              <w:rPr>
+                <w:rFonts w:asciiTheme="majorHAnsi" w:hAnsiTheme="majorHAnsi" w:cs="Nirmala UI"/>
+                <w:color w:val="EE0000"/>
+              </w:rPr>
+              <w:t xml:space="preserve">his </w:t>
+            </w:r>
+            <w:r>
+              <w:rPr>
+                <w:rFonts w:asciiTheme="majorHAnsi" w:hAnsiTheme="majorHAnsi" w:cs="Nirmala UI"/>
+                <w:color w:val="EE0000"/>
+              </w:rPr>
+              <w:t>program uses a while loop to both turn on the LED and turn it off in one task. In the deliverable, I must change this to make one task for ‘turning off’ and one task for ‘turning on.’</w:t>
+            </w:r>
+          </w:p>
+          <w:p>
+            <w:pPr>
+              <w:pStyle w:val="ListParagraph"/>
+              <w:tabs>
+                <w:tab w:val="left" w:pos="5480"/>
+              </w:tabs>
+              <w:spacing w:line="240" w:lineRule="auto"/>
+              <w:rPr>
+                <w:rFonts w:asciiTheme="majorHAnsi" w:hAnsiTheme="majorHAnsi" w:cs="Nirmala UI"/>
+                <w:color w:val="EE0000"/>
+              </w:rPr>
+            </w:pPr>
+          </w:p>
+          <w:p>
+            <w:pPr>
+              <w:pStyle w:val="ListParagraph"/>
+              <w:tabs>
+                <w:tab w:val="left" w:pos="5480"/>
+              </w:tabs>
+              <w:spacing w:line="240" w:lineRule="auto"/>
+              <w:rPr>
+                <w:rFonts w:asciiTheme="majorHAnsi" w:hAnsiTheme="majorHAnsi" w:cs="Nirmala UI"/>
+              </w:rPr>
+            </w:pPr>
+            <w:r>
+              <w:rPr>
+                <w:rFonts w:asciiTheme="majorHAnsi" w:hAnsiTheme="majorHAnsi" w:cs="Nirmala UI"/>
+              </w:rPr>
+              <w:drawing>
+                <wp:anchor distT="0" distB="0" distL="114300" distR="114300" simplePos="0" relativeHeight="251660288" behindDoc="1" locked="0" layoutInCell="1" allowOverlap="1" wp14:anchorId="5F9C0049" wp14:editId="2CA5BD59">
+                  <wp:simplePos x="0" y="0"/>
+                  <wp:positionH relativeFrom="column">
+                    <wp:posOffset>3092420</wp:posOffset>
+                  </wp:positionH>
+                  <wp:positionV relativeFrom="paragraph">
+                    <wp:posOffset>81620</wp:posOffset>
+                  </wp:positionV>
+                  <wp:extent cx="2768600" cy="330200"/>
+                  <wp:effectExtent l="0" t="0" r="0" b="0"/>
+                  <wp:wrapTight wrapText="bothSides">
+                    <wp:wrapPolygon edited="0">
+                      <wp:start x="0" y="0"/>
+                      <wp:lineTo x="0" y="19938"/>
+                      <wp:lineTo x="21402" y="19938"/>
+                      <wp:lineTo x="21402" y="0"/>
+                      <wp:lineTo x="0" y="0"/>
+                    </wp:wrapPolygon>
+                  </wp:wrapTight>
+                  <wp:docPr id="293275004" name="Picture 1"/>
+                  <wp:cNvGraphicFramePr>
+                    <a:graphicFrameLocks xmlns:a="http://schemas.openxmlformats.org/drawingml/2006/main" noChangeAspect="1"/>
+                  </wp:cNvGraphicFramePr>
+                  <a:graphic xmlns:a="http://schemas.openxmlformats.org/drawingml/2006/main">
+                    <a:graphicData uri="http://schemas.openxmlformats.org/drawingml/2006/picture">
+                      <pic:pic xmlns:pic="http://schemas.openxmlformats.org/drawingml/2006/picture">
+                        <pic:nvPicPr>
+                          <pic:cNvPr id="293275004" name=""/>
+                          <pic:cNvPicPr/>
+                        </pic:nvPicPr>
+                        <pic:blipFill>
+                          <a:blip r:embed="rId23">
+                            <a:extLst>
+                              <a:ext uri="{28A0092B-C50C-407E-A947-70E740481C1C}">
+                                <a14:useLocalDpi xmlns:a14="http://schemas.microsoft.com/office/drawing/2010/main" val="0"/>
+                              </a:ext>
+                            </a:extLst>
+                          </a:blip>
+                          <a:stretch>
+                            <a:fillRect/>
+                          </a:stretch>
+                        </pic:blipFill>
+                        <pic:spPr>
+                          <a:xfrm>
+                            <a:off x="0" y="0"/>
+                            <a:ext cx="2768600" cy="330200"/>
+                          </a:xfrm>
+                          <a:prstGeom prst="rect">
+                            <a:avLst/>
+                          </a:prstGeom>
+                        </pic:spPr>
+                      </pic:pic>
+                    </a:graphicData>
+                  </a:graphic>
+                </wp:anchor>
+              </w:drawing>
+            </w:r>
+            <w:r>
+              <w:rPr>
+                <w:rFonts w:asciiTheme="majorHAnsi" w:hAnsiTheme="majorHAnsi" w:cs="Nirmala UI"/>
+              </w:rPr>
+              <w:drawing>
+                <wp:anchor distT="0" distB="0" distL="114300" distR="114300" simplePos="0" relativeHeight="251661312" behindDoc="1" locked="0" layoutInCell="1" allowOverlap="1" wp14:anchorId="5C2F1801" wp14:editId="304F2826">
+                  <wp:simplePos x="0" y="0"/>
+                  <wp:positionH relativeFrom="column">
+                    <wp:posOffset>448207</wp:posOffset>
+                  </wp:positionH>
+                  <wp:positionV relativeFrom="paragraph">
+                    <wp:posOffset>67664</wp:posOffset>
+                  </wp:positionV>
+                  <wp:extent cx="2644252" cy="1991832"/>
+                  <wp:effectExtent l="0" t="0" r="3810" b="8890"/>
+                  <wp:wrapTight wrapText="bothSides">
+                    <wp:wrapPolygon edited="0">
+                      <wp:start x="0" y="0"/>
+                      <wp:lineTo x="0" y="21490"/>
+                      <wp:lineTo x="21476" y="21490"/>
+                      <wp:lineTo x="21476" y="0"/>
+                      <wp:lineTo x="0" y="0"/>
+                    </wp:wrapPolygon>
+                  </wp:wrapTight>
+                  <wp:docPr id="261390081" name="Picture 1"/>
+                  <wp:cNvGraphicFramePr>
+                    <a:graphicFrameLocks xmlns:a="http://schemas.openxmlformats.org/drawingml/2006/main" noChangeAspect="1"/>
+                  </wp:cNvGraphicFramePr>
+                  <a:graphic xmlns:a="http://schemas.openxmlformats.org/drawingml/2006/main">
+                    <a:graphicData uri="http://schemas.openxmlformats.org/drawingml/2006/picture">
+                      <pic:pic xmlns:pic="http://schemas.openxmlformats.org/drawingml/2006/picture">
+                        <pic:nvPicPr>
+                          <pic:cNvPr id="261390081" name=""/>
+                          <pic:cNvPicPr/>
+                        </pic:nvPicPr>
+                        <pic:blipFill>
+                          <a:blip r:embed="rId24" cstate="print">
+                            <a:extLst>
+                              <a:ext uri="{28A0092B-C50C-407E-A947-70E740481C1C}">
+                                <a14:useLocalDpi xmlns:a14="http://schemas.microsoft.com/office/drawing/2010/main" val="0"/>
+                              </a:ext>
+                            </a:extLst>
+                          </a:blip>
+                          <a:stretch>
+                            <a:fillRect/>
+                          </a:stretch>
+                        </pic:blipFill>
+                        <pic:spPr>
+                          <a:xfrm>
+                            <a:off x="0" y="0"/>
+                            <a:ext cx="2644252" cy="1991832"/>
+                          </a:xfrm>
+                          <a:prstGeom prst="rect">
+                            <a:avLst/>
+                          </a:prstGeom>
+                        </pic:spPr>
+                      </pic:pic>
+                    </a:graphicData>
+                  </a:graphic>
+                </wp:anchor>
+              </w:drawing>
+            </w:r>
+          </w:p>
+          <w:p>
+            <w:pPr>
+              <w:tabs>
+                <w:tab w:val="left" w:pos="5480"/>
+              </w:tabs>
+              <w:spacing w:line="240" w:lineRule="auto"/>
+              <w:contextualSpacing/>
+              <w:rPr>
+                <w:rFonts w:asciiTheme="majorHAnsi" w:hAnsiTheme="majorHAnsi" w:cs="Nirmala UI"/>
+              </w:rPr>
+            </w:pPr>
+            <w:r>
+              <w:rPr>
+                <w:rFonts w:asciiTheme="majorHAnsi" w:hAnsiTheme="majorHAnsi" w:cs="Nirmala UI"/>
+                <w:color w:val="EE0000"/>
+              </w:rPr>
+              <w:drawing>
+                <wp:anchor distT="0" distB="0" distL="114300" distR="114300" simplePos="0" relativeHeight="251662336" behindDoc="1" locked="0" layoutInCell="1" allowOverlap="1" wp14:anchorId="78CF7EA5" wp14:editId="18EF52FB">
+                  <wp:simplePos x="0" y="0"/>
+                  <wp:positionH relativeFrom="column">
+                    <wp:posOffset>3156452</wp:posOffset>
+                  </wp:positionH>
+                  <wp:positionV relativeFrom="paragraph">
+                    <wp:posOffset>391485</wp:posOffset>
+                  </wp:positionV>
+                  <wp:extent cx="3075940" cy="400685"/>
+                  <wp:effectExtent l="0" t="0" r="0" b="0"/>
+                  <wp:wrapTight wrapText="bothSides">
+                    <wp:wrapPolygon edited="0">
+                      <wp:start x="0" y="0"/>
+                      <wp:lineTo x="0" y="20539"/>
+                      <wp:lineTo x="21404" y="20539"/>
+                      <wp:lineTo x="21404" y="0"/>
+                      <wp:lineTo x="0" y="0"/>
+                    </wp:wrapPolygon>
+                  </wp:wrapTight>
+                  <wp:docPr id="1938246191" name="Picture 1"/>
+                  <wp:cNvGraphicFramePr>
+                    <a:graphicFrameLocks xmlns:a="http://schemas.openxmlformats.org/drawingml/2006/main" noChangeAspect="1"/>
+                  </wp:cNvGraphicFramePr>
+                  <a:graphic xmlns:a="http://schemas.openxmlformats.org/drawingml/2006/main">
+                    <a:graphicData uri="http://schemas.openxmlformats.org/drawingml/2006/picture">
+                      <pic:pic xmlns:pic="http://schemas.openxmlformats.org/drawingml/2006/picture">
+                        <pic:nvPicPr>
+                          <pic:cNvPr id="1938246191" name=""/>
+                          <pic:cNvPicPr/>
+                        </pic:nvPicPr>
+                        <pic:blipFill>
+                          <a:blip r:embed="rId25" cstate="print">
+                            <a:extLst>
+                              <a:ext uri="{28A0092B-C50C-407E-A947-70E740481C1C}">
+                                <a14:useLocalDpi xmlns:a14="http://schemas.microsoft.com/office/drawing/2010/main" val="0"/>
+                              </a:ext>
+                            </a:extLst>
+                          </a:blip>
+                          <a:stretch>
+                            <a:fillRect/>
+                          </a:stretch>
+                        </pic:blipFill>
+                        <pic:spPr>
+                          <a:xfrm>
+                            <a:off x="0" y="0"/>
+                            <a:ext cx="3075940" cy="400685"/>
+                          </a:xfrm>
+                          <a:prstGeom prst="rect">
+                            <a:avLst/>
+                          </a:prstGeom>
+                        </pic:spPr>
+                      </pic:pic>
+                    </a:graphicData>
+                  </a:graphic>
+                  <wp14:sizeRelH relativeFrom="margin">
+                    <wp14:pctWidth>0</wp14:pctWidth>
+                  </wp14:sizeRelH>
+                  <wp14:sizeRelV relativeFrom="margin">
+                    <wp14:pctHeight>0</wp14:pctHeight>
+                  </wp14:sizeRelV>
+                </wp:anchor>
+              </w:drawing>
+            </w:r>
+          </w:p>
+        </w:tc>
+      </w:tr>
+      <w:tr>
+        <w:trPr>
+          <w:trHeight w:val="327"/>
+        </w:trPr>
+        <w:tc>
+          <w:tcPr>
+            <w:tcW w:w="10545" w:type="dxa"/>
+          </w:tcPr>
+          <w:p>
+            <w:pPr>
+              <w:tabs>
+                <w:tab w:val="left" w:pos="5480"/>
+              </w:tabs>
+              <w:spacing w:line="240" w:lineRule="auto"/>
+              <w:contextualSpacing/>
+              <w:rPr>
+                <w:rFonts w:asciiTheme="majorHAnsi" w:hAnsiTheme="majorHAnsi" w:cs="Nirmala UI"/>
+              </w:rPr>
+            </w:pPr>
+          </w:p>
+          <w:p>
+            <w:pPr>
+              <w:tabs>
+                <w:tab w:val="left" w:pos="5480"/>
+              </w:tabs>
+              <w:spacing w:line="240" w:lineRule="auto"/>
+              <w:contextualSpacing/>
+              <w:rPr>
+                <w:rFonts w:asciiTheme="majorHAnsi" w:hAnsiTheme="majorHAnsi" w:cs="Nirmala UI"/>
+                <w:b/>
+                <w:bCs/>
+              </w:rPr>
+            </w:pPr>
+            <w:r>
+              <w:rPr>
+                <w:rFonts w:asciiTheme="majorHAnsi" w:hAnsiTheme="majorHAnsi" w:cs="Nirmala UI"/>
+                <w:b/>
+                <w:bCs/>
+              </w:rPr>
+              <w:t xml:space="preserve">06/09/2026                                                                                           </w:t>
+            </w:r>
+            <w:r>
+              <w:rPr>
+                <w:rFonts w:asciiTheme="majorHAnsi" w:hAnsiTheme="majorHAnsi" w:cs="Nirmala UI"/>
+                <w:b/>
+                <w:bCs/>
+              </w:rPr>
+              <w:t xml:space="preserve">                </w:t>
+            </w:r>
+            <w:r>
+              <w:rPr>
+                <w:rFonts w:asciiTheme="majorHAnsi" w:hAnsiTheme="majorHAnsi" w:cs="Nirmala UI"/>
+                <w:b/>
+                <w:bCs/>
+              </w:rPr>
+              <w:t xml:space="preserve">                                                                        </w:t>
+            </w:r>
+            <w:r>
+              <w:rPr>
+                <w:rFonts w:asciiTheme="majorHAnsi" w:hAnsiTheme="majorHAnsi" w:cs="Nirmala UI"/>
+                <w:i/>
+                <w:iCs/>
+              </w:rPr>
+              <w:t xml:space="preserve">Hours: </w:t>
+            </w:r>
+            <w:r>
+              <w:rPr>
+                <w:rFonts w:asciiTheme="majorHAnsi" w:hAnsiTheme="majorHAnsi" w:cs="Nirmala UI"/>
+                <w:i/>
+                <w:iCs/>
+              </w:rPr>
+              <w:t>1</w:t>
+            </w:r>
+            <w:r>
+              <w:rPr>
+                <w:rFonts w:asciiTheme="majorHAnsi" w:hAnsiTheme="majorHAnsi" w:cs="Nirmala UI"/>
+                <w:b/>
+                <w:bCs/>
+              </w:rPr>
+              <w:t xml:space="preserve">                    </w:t>
+            </w:r>
+          </w:p>
+          <w:p>
+            <w:pPr>
+              <w:tabs>
+                <w:tab w:val="left" w:pos="5480"/>
+              </w:tabs>
+              <w:spacing w:line="240" w:lineRule="auto"/>
+              <w:contextualSpacing/>
+              <w:rPr>
+                <w:rFonts w:asciiTheme="majorHAnsi" w:hAnsiTheme="majorHAnsi" w:cs="Nirmala UI"/>
+              </w:rPr>
+            </w:pPr>
+          </w:p>
+          <w:p>
+            <w:pPr>
+              <w:pStyle w:val="ListParagraph"/>
+              <w:numPr>
+                <w:ilvl w:val="0"/>
+                <w:numId w:val="14"/>
+              </w:numPr>
+              <w:tabs>
+                <w:tab w:val="left" w:pos="5480"/>
+              </w:tabs>
+              <w:spacing w:line="240" w:lineRule="auto"/>
+              <w:rPr>
+                <w:rFonts w:asciiTheme="majorHAnsi" w:hAnsiTheme="majorHAnsi" w:cs="Nirmala UI"/>
+              </w:rPr>
+            </w:pPr>
+            <w:r>
+              <w:rPr>
+                <w:rFonts w:asciiTheme="majorHAnsi" w:hAnsiTheme="majorHAnsi" w:cs="Nirmala UI"/>
+              </w:rPr>
+              <w:t>Explore using STM32IDE, learn how it works, watch tutorials on two-task programs for blinking LEDs on YouTube.</w:t>
+            </w:r>
+          </w:p>
+          <w:p>
+            <w:pPr>
+              <w:pStyle w:val="ListParagraph"/>
+              <w:tabs>
+                <w:tab w:val="left" w:pos="5480"/>
+              </w:tabs>
+              <w:spacing w:line="240" w:lineRule="auto"/>
+              <w:rPr>
+                <w:rFonts w:asciiTheme="majorHAnsi" w:hAnsiTheme="majorHAnsi" w:cs="Nirmala UI"/>
+              </w:rPr>
+            </w:pPr>
+          </w:p>
+          <w:p>
+            <w:pPr>
+              <w:pStyle w:val="ListParagraph"/>
+              <w:tabs>
+                <w:tab w:val="left" w:pos="5480"/>
+              </w:tabs>
+              <w:spacing w:line="240" w:lineRule="auto"/>
+              <w:rPr>
+                <w:rFonts w:asciiTheme="majorHAnsi" w:hAnsiTheme="majorHAnsi" w:cs="Nirmala UI"/>
+              </w:rPr>
+            </w:pPr>
+            <w:hyperlink r:id="rId26" w:history="1">
+              <w:r>
+                <w:rPr>
+                  <w:rStyle w:val="Hyperlink"/>
+                  <w:rFonts w:asciiTheme="majorHAnsi" w:hAnsiTheme="majorHAnsi" w:cs="Nirmala UI"/>
+                </w:rPr>
+                <w:t>https://www.youtube.com/watch?v=JIr7Xm_riRs</w:t>
+              </w:r>
+            </w:hyperlink>
+            <w:r>
+              <w:rPr>
+                <w:rFonts w:asciiTheme="majorHAnsi" w:hAnsiTheme="majorHAnsi" w:cs="Nirmala UI"/>
+              </w:rPr>
+              <w:t xml:space="preserve"> </w:t>
+            </w:r>
+          </w:p>
+          <w:p>
+            <w:pPr>
+              <w:pStyle w:val="ListParagraph"/>
+              <w:tabs>
+                <w:tab w:val="left" w:pos="5480"/>
+              </w:tabs>
+              <w:spacing w:line="240" w:lineRule="auto"/>
+              <w:rPr>
+                <w:rFonts w:asciiTheme="majorHAnsi" w:hAnsiTheme="majorHAnsi" w:cs="Nirmala UI"/>
+              </w:rPr>
+            </w:pPr>
+            <w:hyperlink r:id="rId27" w:history="1">
+              <w:r>
+                <w:rPr>
+                  <w:rStyle w:val="Hyperlink"/>
+                  <w:rFonts w:asciiTheme="majorHAnsi" w:hAnsiTheme="majorHAnsi" w:cs="Nirmala UI"/>
+                </w:rPr>
+                <w:t>https://www.youtube.com/watch?v=OPrcpbKNSjU&amp;t=16s</w:t>
+              </w:r>
+            </w:hyperlink>
+          </w:p>
+          <w:p>
+            <w:pPr>
+              <w:pStyle w:val="ListParagraph"/>
+              <w:tabs>
+                <w:tab w:val="left" w:pos="5480"/>
+              </w:tabs>
+              <w:spacing w:line="240" w:lineRule="auto"/>
+              <w:rPr>
+                <w:rFonts w:asciiTheme="majorHAnsi" w:hAnsiTheme="majorHAnsi" w:cs="Nirmala UI"/>
+              </w:rPr>
+            </w:pPr>
+            <w:hyperlink r:id="rId28" w:history="1">
+              <w:r>
+                <w:rPr>
+                  <w:rStyle w:val="Hyperlink"/>
+                  <w:rFonts w:asciiTheme="majorHAnsi" w:hAnsiTheme="majorHAnsi" w:cs="Nirmala UI"/>
+                </w:rPr>
+                <w:t>https://www.youtube.com/watch?v=hyZS2p1tW-g</w:t>
+              </w:r>
+            </w:hyperlink>
+          </w:p>
           <w:p>
             <w:pPr>
               <w:tabs>
@@ -2313,6 +3473,30 @@
               <w:jc w:val="center"/>
               <w:rPr>
                 <w:rFonts w:asciiTheme="majorHAnsi" w:hAnsiTheme="majorHAnsi" w:cs="Nirmala UI"/>
+                <w:b/>
+                <w:bCs/>
+              </w:rPr>
+            </w:pPr>
+            <w:r>
+              <w:rPr>
+                <w:rFonts w:asciiTheme="majorHAnsi" w:hAnsiTheme="majorHAnsi" w:cs="Nirmala UI"/>
+                <w:b/>
+                <w:bCs/>
+                <w:highlight w:val="yellow"/>
+              </w:rPr>
+              <w:t>Implementation Phase</w:t>
+            </w:r>
+          </w:p>
+          <w:p>
+            <w:pPr>
+              <w:tabs>
+                <w:tab w:val="left" w:pos="5480"/>
+              </w:tabs>
+              <w:spacing w:line="240" w:lineRule="auto"/>
+              <w:contextualSpacing/>
+              <w:jc w:val="center"/>
+              <w:rPr>
+                <w:rFonts w:asciiTheme="majorHAnsi" w:hAnsiTheme="majorHAnsi" w:cs="Nirmala UI"/>
               </w:rPr>
             </w:pPr>
             <w:r>
@@ -2351,6 +3535,72 @@
           <w:tcPr>
             <w:tcW w:w="10545" w:type="dxa"/>
           </w:tcPr>
+          <w:p>
+            <w:pPr>
+              <w:tabs>
+                <w:tab w:val="left" w:pos="5480"/>
+              </w:tabs>
+              <w:spacing w:line="240" w:lineRule="auto"/>
+              <w:contextualSpacing/>
+              <w:rPr>
+                <w:rFonts w:asciiTheme="majorHAnsi" w:hAnsiTheme="majorHAnsi" w:cs="Nirmala UI"/>
+              </w:rPr>
+            </w:pPr>
+          </w:p>
+          <w:p>
+            <w:pPr>
+              <w:tabs>
+                <w:tab w:val="left" w:pos="5480"/>
+              </w:tabs>
+              <w:spacing w:line="240" w:lineRule="auto"/>
+              <w:contextualSpacing/>
+              <w:rPr>
+                <w:rFonts w:asciiTheme="majorHAnsi" w:hAnsiTheme="majorHAnsi" w:cs="Nirmala UI"/>
+                <w:i/>
+                <w:iCs/>
+              </w:rPr>
+            </w:pPr>
+            <w:r>
+              <w:rPr>
+                <w:rFonts w:asciiTheme="majorHAnsi" w:hAnsiTheme="majorHAnsi" w:cs="Nirmala UI"/>
+                <w:b/>
+                <w:bCs/>
+              </w:rPr>
+              <w:t xml:space="preserve">09/09/2026                                                                                                                                                                                   </w:t>
+            </w:r>
+            <w:r>
+              <w:rPr>
+                <w:rFonts w:asciiTheme="majorHAnsi" w:hAnsiTheme="majorHAnsi" w:cs="Nirmala UI"/>
+                <w:i/>
+                <w:iCs/>
+              </w:rPr>
+              <w:t>Hours: 3</w:t>
+            </w:r>
+          </w:p>
+          <w:p>
+            <w:pPr>
+              <w:tabs>
+                <w:tab w:val="left" w:pos="5480"/>
+              </w:tabs>
+              <w:spacing w:line="240" w:lineRule="auto"/>
+              <w:contextualSpacing/>
+              <w:rPr>
+                <w:rFonts w:asciiTheme="majorHAnsi" w:hAnsiTheme="majorHAnsi" w:cs="Nirmala UI"/>
+              </w:rPr>
+            </w:pPr>
+          </w:p>
+          <w:p>
+            <w:pPr>
+              <w:tabs>
+                <w:tab w:val="left" w:pos="5480"/>
+              </w:tabs>
+              <w:spacing w:line="240" w:lineRule="auto"/>
+              <w:contextualSpacing/>
+              <w:rPr>
+                <w:rFonts w:asciiTheme="majorHAnsi" w:hAnsiTheme="majorHAnsi" w:cs="Nirmala UI"/>
+              </w:rPr>
+            </w:pPr>
+          </w:p>
           <w:p>
             <w:pPr>
               <w:tabs>
@@ -3029,6 +4279,119 @@
 <file path=word/numbering.xml><?xml version="1.0" encoding="utf-8"?>
 <w:numbering xmlns:wpc="http://schemas.microsoft.com/office/word/2010/wordprocessingCanvas" xmlns:cx="http://schemas.microsoft.com/office/drawing/2014/chartex" xmlns:cx1="http://schemas.microsoft.com/office/drawing/2015/9/8/chartex" xmlns:cx2="http://schemas.microsoft.com/office/drawing/2015/10/21/chartex" xmlns:cx3="http://schemas.microsoft.com/office/drawing/2016/5/9/chartex" xmlns:cx4="http://schemas.microsoft.com/office/drawing/2016/5/10/chartex" xmlns:cx5="http://schemas.microsoft.com/office/drawing/2016/5/11/chartex" xmlns:cx6="http://schemas.microsoft.com/office/drawing/2016/5/12/chartex" xmlns:cx7="http://schemas.microsoft.com/office/drawing/2016/5/13/chartex" xmlns:cx8="http://schemas.microsoft.com/office/drawing/2016/5/14/chartex" xmlns:mc="http://schemas.openxmlformats.org/markup-compatibility/2006" xmlns:aink="http://schemas.microsoft.com/office/drawing/2016/ink" xmlns:am3d="http://schemas.microsoft.com/office/drawing/2017/model3d" xmlns:o="urn:schemas-microsoft-com:office:office" xmlns:oel="http://schemas.microsoft.com/office/2019/extlst" xmlns:r="http://schemas.openxmlformats.org/officeDocument/2006/relationships" xmlns:m="http://schemas.openxmlformats.org/officeDocument/2006/math" xmlns:v="urn:schemas-microsoft-com:vml" xmlns:wp14="http://schemas.microsoft.com/office/word/2010/wordprocessingDrawing" xmlns:wp="http://schemas.openxmlformats.org/drawingml/2006/wordprocessingDrawing" xmlns:w10="urn:schemas-microsoft-com:office:word" xmlns:w="http://schemas.openxmlformats.org/wordprocessingml/2006/main" xmlns:w14="http://schemas.microsoft.com/office/word/2010/wordml" xmlns:w15="http://schemas.microsoft.com/office/word/2012/wordml" xmlns:w16cex="http://schemas.microsoft.com/office/word/2018/wordml/cex" xmlns:w16cid="http://schemas.microsoft.com/office/word/2016/wordml/cid" xmlns:w16="http://schemas.microsoft.com/office/word/2018/wordml" xmlns:w16du="http://schemas.microsoft.com/office/word/2023/wordml/word16du" xmlns:w16sdtdh="http://schemas.microsoft.com/office/word/2020/wordml/sdtdatahash" xmlns:w16sdtfl="http://schemas.microsoft.com/office/word/2024/wordml/sdtformatlock" xmlns:w16se="http://schemas.microsoft.com/office/word/2015/wordml/symex" xmlns:wpg="http://schemas.microsoft.com/office/word/2010/wordprocessingGroup" xmlns:wpi="http://schemas.microsoft.com/office/word/2010/wordprocessingInk" xmlns:wne="http://schemas.microsoft.com/office/word/2006/wordml" xmlns:wps="http://schemas.microsoft.com/office/word/2010/wordprocessingShape" mc:Ignorable="w14 w15 w16se w16cid w16 w16cex w16sdtdh w16sdtfl w16du wp14">
   <w:abstractNum w:abstractNumId="0" w15:restartNumberingAfterBreak="0">
+    <w:nsid w:val="17392A73"/>
+    <w:multiLevelType w:val="hybridMultilevel"/>
+    <w:tmpl w:val="E702EDE6"/>
+    <w:lvl w:ilvl="0" w:tplc="DA9AD208">
+      <w:start w:val="1"/>
+      <w:numFmt w:val="bullet"/>
+      <w:lvlText w:val=""/>
+      <w:lvlJc w:val="left"/>
+      <w:pPr>
+        <w:ind w:left="720" w:hanging="360"/>
+      </w:pPr>
+      <w:rPr>
+        <w:rFonts w:ascii="Wingdings" w:hAnsi="Wingdings" w:hint="default"/>
+      </w:rPr>
+    </w:lvl>
+    <w:lvl w:ilvl="1" w:tplc="08090003" w:tentative="1">
+      <w:start w:val="1"/>
+      <w:numFmt w:val="bullet"/>
+      <w:lvlText w:val="o"/>
+      <w:lvlJc w:val="left"/>
+      <w:pPr>
+        <w:ind w:left="1440" w:hanging="360"/>
+      </w:pPr>
+      <w:rPr>
+        <w:rFonts w:ascii="Courier New" w:hAnsi="Courier New" w:cs="Courier New" w:hint="default"/>
+      </w:rPr>
+    </w:lvl>
+    <w:lvl w:ilvl="2" w:tplc="08090005" w:tentative="1">
+      <w:start w:val="1"/>
+      <w:numFmt w:val="bullet"/>
+      <w:lvlText w:val=""/>
+      <w:lvlJc w:val="left"/>
+      <w:pPr>
+        <w:ind w:left="2160" w:hanging="360"/>
+      </w:pPr>
+      <w:rPr>
+        <w:rFonts w:ascii="Wingdings" w:hAnsi="Wingdings" w:hint="default"/>
+      </w:rPr>
+    </w:lvl>
+    <w:lvl w:ilvl="3" w:tplc="08090001" w:tentative="1">
+      <w:start w:val="1"/>
+      <w:numFmt w:val="bullet"/>
+      <w:lvlText w:val=""/>
+      <w:lvlJc w:val="left"/>
+      <w:pPr>
+        <w:ind w:left="2880" w:hanging="360"/>
+      </w:pPr>
+      <w:rPr>
+        <w:rFonts w:ascii="Symbol" w:hAnsi="Symbol" w:hint="default"/>
+      </w:rPr>
+    </w:lvl>
+    <w:lvl w:ilvl="4" w:tplc="08090003" w:tentative="1">
+      <w:start w:val="1"/>
+      <w:numFmt w:val="bullet"/>
+      <w:lvlText w:val="o"/>
+      <w:lvlJc w:val="left"/>
+      <w:pPr>
+        <w:ind w:left="3600" w:hanging="360"/>
+      </w:pPr>
+      <w:rPr>
+        <w:rFonts w:ascii="Courier New" w:hAnsi="Courier New" w:cs="Courier New" w:hint="default"/>
+      </w:rPr>
+    </w:lvl>
+    <w:lvl w:ilvl="5" w:tplc="08090005" w:tentative="1">
+      <w:start w:val="1"/>
+      <w:numFmt w:val="bullet"/>
+      <w:lvlText w:val=""/>
+      <w:lvlJc w:val="left"/>
+      <w:pPr>
+        <w:ind w:left="4320" w:hanging="360"/>
+      </w:pPr>
+      <w:rPr>
+        <w:rFonts w:ascii="Wingdings" w:hAnsi="Wingdings" w:hint="default"/>
+      </w:rPr>
+    </w:lvl>
+    <w:lvl w:ilvl="6" w:tplc="08090001" w:tentative="1">
+      <w:start w:val="1"/>
+      <w:numFmt w:val="bullet"/>
+      <w:lvlText w:val=""/>
+      <w:lvlJc w:val="left"/>
+      <w:pPr>
+        <w:ind w:left="5040" w:hanging="360"/>
+      </w:pPr>
+      <w:rPr>
+        <w:rFonts w:ascii="Symbol" w:hAnsi="Symbol" w:hint="default"/>
+      </w:rPr>
+    </w:lvl>
+    <w:lvl w:ilvl="7" w:tplc="08090003" w:tentative="1">
+      <w:start w:val="1"/>
+      <w:numFmt w:val="bullet"/>
+      <w:lvlText w:val="o"/>
+      <w:lvlJc w:val="left"/>
+      <w:pPr>
+        <w:ind w:left="5760" w:hanging="360"/>
+      </w:pPr>
+      <w:rPr>
+        <w:rFonts w:ascii="Courier New" w:hAnsi="Courier New" w:cs="Courier New" w:hint="default"/>
+      </w:rPr>
+    </w:lvl>
+    <w:lvl w:ilvl="8" w:tplc="08090005" w:tentative="1">
+      <w:start w:val="1"/>
+      <w:numFmt w:val="bullet"/>
+      <w:lvlText w:val=""/>
+      <w:lvlJc w:val="left"/>
+      <w:pPr>
+        <w:ind w:left="6480" w:hanging="360"/>
+      </w:pPr>
+      <w:rPr>
+        <w:rFonts w:ascii="Wingdings" w:hAnsi="Wingdings" w:hint="default"/>
+      </w:rPr>
+    </w:lvl>
+  </w:abstractNum>
+  <w:abstractNum w:abstractNumId="1" w15:restartNumberingAfterBreak="0">
     <w:nsid w:val="1BD33263"/>
     <w:multiLevelType w:val="hybridMultilevel"/>
     <w:tmpl w:val="88BE588C"/>
@@ -3141,7 +4504,7 @@
       </w:rPr>
     </w:lvl>
   </w:abstractNum>
-  <w:abstractNum w:abstractNumId="1" w15:restartNumberingAfterBreak="0">
+  <w:abstractNum w:abstractNumId="2" w15:restartNumberingAfterBreak="0">
     <w:nsid w:val="21795397"/>
     <w:multiLevelType w:val="hybridMultilevel"/>
     <w:tmpl w:val="A49224F8"/>
@@ -3254,10 +4617,10 @@
       </w:rPr>
     </w:lvl>
   </w:abstractNum>
-  <w:abstractNum w:abstractNumId="2" w15:restartNumberingAfterBreak="0">
+  <w:abstractNum w:abstractNumId="3" w15:restartNumberingAfterBreak="0">
     <w:nsid w:val="31816451"/>
     <w:multiLevelType w:val="hybridMultilevel"/>
-    <w:tmpl w:val="574EB918"/>
+    <w:tmpl w:val="CB262236"/>
     <w:lvl w:ilvl="0" w:tplc="DA9AD208">
       <w:start w:val="1"/>
       <w:numFmt w:val="bullet"/>
@@ -3367,7 +4730,7 @@
       </w:rPr>
     </w:lvl>
   </w:abstractNum>
-  <w:abstractNum w:abstractNumId="3" w15:restartNumberingAfterBreak="0">
+  <w:abstractNum w:abstractNumId="4" w15:restartNumberingAfterBreak="0">
     <w:nsid w:val="3214578D"/>
     <w:multiLevelType w:val="hybridMultilevel"/>
     <w:tmpl w:val="26A84CC0"/>
@@ -3480,7 +4843,7 @@
       </w:rPr>
     </w:lvl>
   </w:abstractNum>
-  <w:abstractNum w:abstractNumId="4" w15:restartNumberingAfterBreak="0">
+  <w:abstractNum w:abstractNumId="5" w15:restartNumberingAfterBreak="0">
     <w:nsid w:val="3A23105B"/>
     <w:multiLevelType w:val="hybridMultilevel"/>
     <w:tmpl w:val="99F8594C"/>
@@ -3593,7 +4956,120 @@
       </w:rPr>
     </w:lvl>
   </w:abstractNum>
-  <w:abstractNum w:abstractNumId="5" w15:restartNumberingAfterBreak="0">
+  <w:abstractNum w:abstractNumId="6" w15:restartNumberingAfterBreak="0">
+    <w:nsid w:val="3D716A23"/>
+    <w:multiLevelType w:val="hybridMultilevel"/>
+    <w:tmpl w:val="1B10AA42"/>
+    <w:lvl w:ilvl="0" w:tplc="08090001">
+      <w:start w:val="1"/>
+      <w:numFmt w:val="bullet"/>
+      <w:lvlText w:val=""/>
+      <w:lvlJc w:val="left"/>
+      <w:pPr>
+        <w:ind w:left="720" w:hanging="360"/>
+      </w:pPr>
+      <w:rPr>
+        <w:rFonts w:ascii="Symbol" w:hAnsi="Symbol" w:hint="default"/>
+      </w:rPr>
+    </w:lvl>
+    <w:lvl w:ilvl="1" w:tplc="08090003" w:tentative="1">
+      <w:start w:val="1"/>
+      <w:numFmt w:val="bullet"/>
+      <w:lvlText w:val="o"/>
+      <w:lvlJc w:val="left"/>
+      <w:pPr>
+        <w:ind w:left="1440" w:hanging="360"/>
+      </w:pPr>
+      <w:rPr>
+        <w:rFonts w:ascii="Courier New" w:hAnsi="Courier New" w:cs="Courier New" w:hint="default"/>
+      </w:rPr>
+    </w:lvl>
+    <w:lvl w:ilvl="2" w:tplc="08090005" w:tentative="1">
+      <w:start w:val="1"/>
+      <w:numFmt w:val="bullet"/>
+      <w:lvlText w:val=""/>
+      <w:lvlJc w:val="left"/>
+      <w:pPr>
+        <w:ind w:left="2160" w:hanging="360"/>
+      </w:pPr>
+      <w:rPr>
+        <w:rFonts w:ascii="Wingdings" w:hAnsi="Wingdings" w:hint="default"/>
+      </w:rPr>
+    </w:lvl>
+    <w:lvl w:ilvl="3" w:tplc="08090001" w:tentative="1">
+      <w:start w:val="1"/>
+      <w:numFmt w:val="bullet"/>
+      <w:lvlText w:val=""/>
+      <w:lvlJc w:val="left"/>
+      <w:pPr>
+        <w:ind w:left="2880" w:hanging="360"/>
+      </w:pPr>
+      <w:rPr>
+        <w:rFonts w:ascii="Symbol" w:hAnsi="Symbol" w:hint="default"/>
+      </w:rPr>
+    </w:lvl>
+    <w:lvl w:ilvl="4" w:tplc="08090003" w:tentative="1">
+      <w:start w:val="1"/>
+      <w:numFmt w:val="bullet"/>
+      <w:lvlText w:val="o"/>
+      <w:lvlJc w:val="left"/>
+      <w:pPr>
+        <w:ind w:left="3600" w:hanging="360"/>
+      </w:pPr>
+      <w:rPr>
+        <w:rFonts w:ascii="Courier New" w:hAnsi="Courier New" w:cs="Courier New" w:hint="default"/>
+      </w:rPr>
+    </w:lvl>
+    <w:lvl w:ilvl="5" w:tplc="08090005" w:tentative="1">
+      <w:start w:val="1"/>
+      <w:numFmt w:val="bullet"/>
+      <w:lvlText w:val=""/>
+      <w:lvlJc w:val="left"/>
+      <w:pPr>
+        <w:ind w:left="4320" w:hanging="360"/>
+      </w:pPr>
+      <w:rPr>
+        <w:rFonts w:ascii="Wingdings" w:hAnsi="Wingdings" w:hint="default"/>
+      </w:rPr>
+    </w:lvl>
+    <w:lvl w:ilvl="6" w:tplc="08090001" w:tentative="1">
+      <w:start w:val="1"/>
+      <w:numFmt w:val="bullet"/>
+      <w:lvlText w:val=""/>
+      <w:lvlJc w:val="left"/>
+      <w:pPr>
+        <w:ind w:left="5040" w:hanging="360"/>
+      </w:pPr>
+      <w:rPr>
+        <w:rFonts w:ascii="Symbol" w:hAnsi="Symbol" w:hint="default"/>
+      </w:rPr>
+    </w:lvl>
+    <w:lvl w:ilvl="7" w:tplc="08090003" w:tentative="1">
+      <w:start w:val="1"/>
+      <w:numFmt w:val="bullet"/>
+      <w:lvlText w:val="o"/>
+      <w:lvlJc w:val="left"/>
+      <w:pPr>
+        <w:ind w:left="5760" w:hanging="360"/>
+      </w:pPr>
+      <w:rPr>
+        <w:rFonts w:ascii="Courier New" w:hAnsi="Courier New" w:cs="Courier New" w:hint="default"/>
+      </w:rPr>
+    </w:lvl>
+    <w:lvl w:ilvl="8" w:tplc="08090005" w:tentative="1">
+      <w:start w:val="1"/>
+      <w:numFmt w:val="bullet"/>
+      <w:lvlText w:val=""/>
+      <w:lvlJc w:val="left"/>
+      <w:pPr>
+        <w:ind w:left="6480" w:hanging="360"/>
+      </w:pPr>
+      <w:rPr>
+        <w:rFonts w:ascii="Wingdings" w:hAnsi="Wingdings" w:hint="default"/>
+      </w:rPr>
+    </w:lvl>
+  </w:abstractNum>
+  <w:abstractNum w:abstractNumId="7" w15:restartNumberingAfterBreak="0">
     <w:nsid w:val="551F455F"/>
     <w:multiLevelType w:val="hybridMultilevel"/>
     <w:tmpl w:val="88ACD9D6"/>
@@ -3706,7 +5182,7 @@
       </w:rPr>
     </w:lvl>
   </w:abstractNum>
-  <w:abstractNum w:abstractNumId="6" w15:restartNumberingAfterBreak="0">
+  <w:abstractNum w:abstractNumId="8" w15:restartNumberingAfterBreak="0">
     <w:nsid w:val="5F09291D"/>
     <w:multiLevelType w:val="hybridMultilevel"/>
     <w:tmpl w:val="F7A29908"/>
@@ -3819,7 +5295,120 @@
       </w:rPr>
     </w:lvl>
   </w:abstractNum>
-  <w:abstractNum w:abstractNumId="7" w15:restartNumberingAfterBreak="0">
+  <w:abstractNum w:abstractNumId="9" w15:restartNumberingAfterBreak="0">
+    <w:nsid w:val="5FAC20B5"/>
+    <w:multiLevelType w:val="hybridMultilevel"/>
+    <w:tmpl w:val="A712FCC8"/>
+    <w:lvl w:ilvl="0" w:tplc="DA9AD208">
+      <w:start w:val="1"/>
+      <w:numFmt w:val="bullet"/>
+      <w:lvlText w:val=""/>
+      <w:lvlJc w:val="left"/>
+      <w:pPr>
+        <w:ind w:left="720" w:hanging="360"/>
+      </w:pPr>
+      <w:rPr>
+        <w:rFonts w:ascii="Wingdings" w:hAnsi="Wingdings" w:hint="default"/>
+      </w:rPr>
+    </w:lvl>
+    <w:lvl w:ilvl="1" w:tplc="08090003" w:tentative="1">
+      <w:start w:val="1"/>
+      <w:numFmt w:val="bullet"/>
+      <w:lvlText w:val="o"/>
+      <w:lvlJc w:val="left"/>
+      <w:pPr>
+        <w:ind w:left="1440" w:hanging="360"/>
+      </w:pPr>
+      <w:rPr>
+        <w:rFonts w:ascii="Courier New" w:hAnsi="Courier New" w:cs="Courier New" w:hint="default"/>
+      </w:rPr>
+    </w:lvl>
+    <w:lvl w:ilvl="2" w:tplc="08090005" w:tentative="1">
+      <w:start w:val="1"/>
+      <w:numFmt w:val="bullet"/>
+      <w:lvlText w:val=""/>
+      <w:lvlJc w:val="left"/>
+      <w:pPr>
+        <w:ind w:left="2160" w:hanging="360"/>
+      </w:pPr>
+      <w:rPr>
+        <w:rFonts w:ascii="Wingdings" w:hAnsi="Wingdings" w:hint="default"/>
+      </w:rPr>
+    </w:lvl>
+    <w:lvl w:ilvl="3" w:tplc="08090001" w:tentative="1">
+      <w:start w:val="1"/>
+      <w:numFmt w:val="bullet"/>
+      <w:lvlText w:val=""/>
+      <w:lvlJc w:val="left"/>
+      <w:pPr>
+        <w:ind w:left="2880" w:hanging="360"/>
+      </w:pPr>
+      <w:rPr>
+        <w:rFonts w:ascii="Symbol" w:hAnsi="Symbol" w:hint="default"/>
+      </w:rPr>
+    </w:lvl>
+    <w:lvl w:ilvl="4" w:tplc="08090003" w:tentative="1">
+      <w:start w:val="1"/>
+      <w:numFmt w:val="bullet"/>
+      <w:lvlText w:val="o"/>
+      <w:lvlJc w:val="left"/>
+      <w:pPr>
+        <w:ind w:left="3600" w:hanging="360"/>
+      </w:pPr>
+      <w:rPr>
+        <w:rFonts w:ascii="Courier New" w:hAnsi="Courier New" w:cs="Courier New" w:hint="default"/>
+      </w:rPr>
+    </w:lvl>
+    <w:lvl w:ilvl="5" w:tplc="08090005" w:tentative="1">
+      <w:start w:val="1"/>
+      <w:numFmt w:val="bullet"/>
+      <w:lvlText w:val=""/>
+      <w:lvlJc w:val="left"/>
+      <w:pPr>
+        <w:ind w:left="4320" w:hanging="360"/>
+      </w:pPr>
+      <w:rPr>
+        <w:rFonts w:ascii="Wingdings" w:hAnsi="Wingdings" w:hint="default"/>
+      </w:rPr>
+    </w:lvl>
+    <w:lvl w:ilvl="6" w:tplc="08090001" w:tentative="1">
+      <w:start w:val="1"/>
+      <w:numFmt w:val="bullet"/>
+      <w:lvlText w:val=""/>
+      <w:lvlJc w:val="left"/>
+      <w:pPr>
+        <w:ind w:left="5040" w:hanging="360"/>
+      </w:pPr>
+      <w:rPr>
+        <w:rFonts w:ascii="Symbol" w:hAnsi="Symbol" w:hint="default"/>
+      </w:rPr>
+    </w:lvl>
+    <w:lvl w:ilvl="7" w:tplc="08090003" w:tentative="1">
+      <w:start w:val="1"/>
+      <w:numFmt w:val="bullet"/>
+      <w:lvlText w:val="o"/>
+      <w:lvlJc w:val="left"/>
+      <w:pPr>
+        <w:ind w:left="5760" w:hanging="360"/>
+      </w:pPr>
+      <w:rPr>
+        <w:rFonts w:ascii="Courier New" w:hAnsi="Courier New" w:cs="Courier New" w:hint="default"/>
+      </w:rPr>
+    </w:lvl>
+    <w:lvl w:ilvl="8" w:tplc="08090005" w:tentative="1">
+      <w:start w:val="1"/>
+      <w:numFmt w:val="bullet"/>
+      <w:lvlText w:val=""/>
+      <w:lvlJc w:val="left"/>
+      <w:pPr>
+        <w:ind w:left="6480" w:hanging="360"/>
+      </w:pPr>
+      <w:rPr>
+        <w:rFonts w:ascii="Wingdings" w:hAnsi="Wingdings" w:hint="default"/>
+      </w:rPr>
+    </w:lvl>
+  </w:abstractNum>
+  <w:abstractNum w:abstractNumId="10" w15:restartNumberingAfterBreak="0">
     <w:nsid w:val="5FF63203"/>
     <w:multiLevelType w:val="hybridMultilevel"/>
     <w:tmpl w:val="C97AD77A"/>
@@ -3932,7 +5521,7 @@
       </w:rPr>
     </w:lvl>
   </w:abstractNum>
-  <w:abstractNum w:abstractNumId="8" w15:restartNumberingAfterBreak="0">
+  <w:abstractNum w:abstractNumId="11" w15:restartNumberingAfterBreak="0">
     <w:nsid w:val="69E71DD7"/>
     <w:multiLevelType w:val="hybridMultilevel"/>
     <w:tmpl w:val="FACE5970"/>
@@ -4045,7 +5634,7 @@
       </w:rPr>
     </w:lvl>
   </w:abstractNum>
-  <w:abstractNum w:abstractNumId="9" w15:restartNumberingAfterBreak="0">
+  <w:abstractNum w:abstractNumId="12" w15:restartNumberingAfterBreak="0">
     <w:nsid w:val="6C7D43B9"/>
     <w:multiLevelType w:val="hybridMultilevel"/>
     <w:tmpl w:val="35A4266A"/>
@@ -4158,120 +5747,120 @@
       </w:rPr>
     </w:lvl>
   </w:abstractNum>
-  <w:abstractNum w:abstractNumId="10" w15:restartNumberingAfterBreak="0">
+  <w:abstractNum w:abstractNumId="13" w15:restartNumberingAfterBreak="0">
     <w:nsid w:val="75A054B4"/>
     <w:multiLevelType w:val="hybridMultilevel"/>
-    <w:tmpl w:val="A34E577C"/>
-    <w:lvl w:ilvl="0" w:tplc="08090001">
+    <w:tmpl w:val="43907DEC"/>
+    <w:lvl w:ilvl="0" w:tplc="DA9AD208">
+      <w:start w:val="1"/>
+      <w:numFmt w:val="bullet"/>
+      <w:lvlText w:val=""/>
+      <w:lvlJc w:val="left"/>
+      <w:pPr>
+        <w:ind w:left="720" w:hanging="360"/>
+      </w:pPr>
+      <w:rPr>
+        <w:rFonts w:ascii="Wingdings" w:hAnsi="Wingdings" w:hint="default"/>
+      </w:rPr>
+    </w:lvl>
+    <w:lvl w:ilvl="1" w:tplc="08090003" w:tentative="1">
+      <w:start w:val="1"/>
+      <w:numFmt w:val="bullet"/>
+      <w:lvlText w:val="o"/>
+      <w:lvlJc w:val="left"/>
+      <w:pPr>
+        <w:ind w:left="1440" w:hanging="360"/>
+      </w:pPr>
+      <w:rPr>
+        <w:rFonts w:ascii="Courier New" w:hAnsi="Courier New" w:cs="Courier New" w:hint="default"/>
+      </w:rPr>
+    </w:lvl>
+    <w:lvl w:ilvl="2" w:tplc="08090005" w:tentative="1">
+      <w:start w:val="1"/>
+      <w:numFmt w:val="bullet"/>
+      <w:lvlText w:val=""/>
+      <w:lvlJc w:val="left"/>
+      <w:pPr>
+        <w:ind w:left="2160" w:hanging="360"/>
+      </w:pPr>
+      <w:rPr>
+        <w:rFonts w:ascii="Wingdings" w:hAnsi="Wingdings" w:hint="default"/>
+      </w:rPr>
+    </w:lvl>
+    <w:lvl w:ilvl="3" w:tplc="08090001" w:tentative="1">
       <w:start w:val="1"/>
       <w:numFmt w:val="bullet"/>
       <w:lvlText w:val=""/>
       <w:lvlJc w:val="left"/>
       <w:pPr>
-        <w:ind w:left="720" w:hanging="360"/>
+        <w:ind w:left="2880" w:hanging="360"/>
       </w:pPr>
       <w:rPr>
         <w:rFonts w:ascii="Symbol" w:hAnsi="Symbol" w:hint="default"/>
       </w:rPr>
     </w:lvl>
-    <w:lvl w:ilvl="1" w:tplc="08090003" w:tentative="1">
+    <w:lvl w:ilvl="4" w:tplc="08090003" w:tentative="1">
       <w:start w:val="1"/>
       <w:numFmt w:val="bullet"/>
       <w:lvlText w:val="o"/>
       <w:lvlJc w:val="left"/>
       <w:pPr>
-        <w:ind w:left="1440" w:hanging="360"/>
+        <w:ind w:left="3600" w:hanging="360"/>
       </w:pPr>
       <w:rPr>
         <w:rFonts w:ascii="Courier New" w:hAnsi="Courier New" w:cs="Courier New" w:hint="default"/>
       </w:rPr>
     </w:lvl>
-    <w:lvl w:ilvl="2" w:tplc="08090005" w:tentative="1">
+    <w:lvl w:ilvl="5" w:tplc="08090005" w:tentative="1">
       <w:start w:val="1"/>
       <w:numFmt w:val="bullet"/>
       <w:lvlText w:val=""/>
       <w:lvlJc w:val="left"/>
       <w:pPr>
-        <w:ind w:left="2160" w:hanging="360"/>
+        <w:ind w:left="4320" w:hanging="360"/>
       </w:pPr>
       <w:rPr>
         <w:rFonts w:ascii="Wingdings" w:hAnsi="Wingdings" w:hint="default"/>
       </w:rPr>
     </w:lvl>
-    <w:lvl w:ilvl="3" w:tplc="08090001" w:tentative="1">
+    <w:lvl w:ilvl="6" w:tplc="08090001" w:tentative="1">
       <w:start w:val="1"/>
       <w:numFmt w:val="bullet"/>
       <w:lvlText w:val=""/>
       <w:lvlJc w:val="left"/>
       <w:pPr>
-        <w:ind w:left="2880" w:hanging="360"/>
+        <w:ind w:left="5040" w:hanging="360"/>
       </w:pPr>
       <w:rPr>
         <w:rFonts w:ascii="Symbol" w:hAnsi="Symbol" w:hint="default"/>
       </w:rPr>
     </w:lvl>
-    <w:lvl w:ilvl="4" w:tplc="08090003" w:tentative="1">
+    <w:lvl w:ilvl="7" w:tplc="08090003" w:tentative="1">
       <w:start w:val="1"/>
       <w:numFmt w:val="bullet"/>
       <w:lvlText w:val="o"/>
       <w:lvlJc w:val="left"/>
       <w:pPr>
-        <w:ind w:left="3600" w:hanging="360"/>
+        <w:ind w:left="5760" w:hanging="360"/>
       </w:pPr>
       <w:rPr>
         <w:rFonts w:ascii="Courier New" w:hAnsi="Courier New" w:cs="Courier New" w:hint="default"/>
       </w:rPr>
     </w:lvl>
-    <w:lvl w:ilvl="5" w:tplc="08090005" w:tentative="1">
+    <w:lvl w:ilvl="8" w:tplc="08090005" w:tentative="1">
       <w:start w:val="1"/>
       <w:numFmt w:val="bullet"/>
       <w:lvlText w:val=""/>
       <w:lvlJc w:val="left"/>
       <w:pPr>
-        <w:ind w:left="4320" w:hanging="360"/>
+        <w:ind w:left="6480" w:hanging="360"/>
       </w:pPr>
       <w:rPr>
         <w:rFonts w:ascii="Wingdings" w:hAnsi="Wingdings" w:hint="default"/>
       </w:rPr>
     </w:lvl>
-    <w:lvl w:ilvl="6" w:tplc="08090001" w:tentative="1">
-      <w:start w:val="1"/>
-      <w:numFmt w:val="bullet"/>
-      <w:lvlText w:val=""/>
-      <w:lvlJc w:val="left"/>
-      <w:pPr>
-        <w:ind w:left="5040" w:hanging="360"/>
-      </w:pPr>
-      <w:rPr>
-        <w:rFonts w:ascii="Symbol" w:hAnsi="Symbol" w:hint="default"/>
-      </w:rPr>
-    </w:lvl>
-    <w:lvl w:ilvl="7" w:tplc="08090003" w:tentative="1">
-      <w:start w:val="1"/>
-      <w:numFmt w:val="bullet"/>
-      <w:lvlText w:val="o"/>
-      <w:lvlJc w:val="left"/>
-      <w:pPr>
-        <w:ind w:left="5760" w:hanging="360"/>
-      </w:pPr>
-      <w:rPr>
-        <w:rFonts w:ascii="Courier New" w:hAnsi="Courier New" w:cs="Courier New" w:hint="default"/>
-      </w:rPr>
-    </w:lvl>
-    <w:lvl w:ilvl="8" w:tplc="08090005" w:tentative="1">
-      <w:start w:val="1"/>
-      <w:numFmt w:val="bullet"/>
-      <w:lvlText w:val=""/>
-      <w:lvlJc w:val="left"/>
-      <w:pPr>
-        <w:ind w:left="6480" w:hanging="360"/>
-      </w:pPr>
-      <w:rPr>
-        <w:rFonts w:ascii="Wingdings" w:hAnsi="Wingdings" w:hint="default"/>
-      </w:rPr>
-    </w:lvl>
   </w:abstractNum>
-  <w:abstractNum w:abstractNumId="11" w15:restartNumberingAfterBreak="0">
+  <w:abstractNum w:abstractNumId="14" w15:restartNumberingAfterBreak="0">
     <w:nsid w:val="7C6873E5"/>
     <w:multiLevelType w:val="multilevel"/>
     <w:tmpl w:val="DE0ABEFA"/>
@@ -4421,40 +6010,49 @@
     </w:lvl>
   </w:abstractNum>
   <w:num w:numId="1" w16cid:durableId="376782374">
+    <w:abstractNumId w:val="11"/>
+  </w:num>
+  <w:num w:numId="2" w16cid:durableId="199510199">
     <w:abstractNumId w:val="8"/>
   </w:num>
-  <w:num w:numId="2" w16cid:durableId="199510199">
-    <w:abstractNumId w:val="6"/>
+  <w:num w:numId="3" w16cid:durableId="1241328162">
+    <w:abstractNumId w:val="1"/>
   </w:num>
-  <w:num w:numId="3" w16cid:durableId="1241328162">
+  <w:num w:numId="4" w16cid:durableId="2127848435">
+    <w:abstractNumId w:val="14"/>
+  </w:num>
+  <w:num w:numId="5" w16cid:durableId="1575704934">
+    <w:abstractNumId w:val="12"/>
+  </w:num>
+  <w:num w:numId="6" w16cid:durableId="1555848857">
+    <w:abstractNumId w:val="10"/>
+  </w:num>
+  <w:num w:numId="7" w16cid:durableId="1619068462">
+    <w:abstractNumId w:val="7"/>
+  </w:num>
+  <w:num w:numId="8" w16cid:durableId="227692250">
+    <w:abstractNumId w:val="5"/>
+  </w:num>
+  <w:num w:numId="9" w16cid:durableId="1861385685">
+    <w:abstractNumId w:val="4"/>
+  </w:num>
+  <w:num w:numId="10" w16cid:durableId="1893299710">
+    <w:abstractNumId w:val="13"/>
+  </w:num>
+  <w:num w:numId="11" w16cid:durableId="654802416">
+    <w:abstractNumId w:val="3"/>
+  </w:num>
+  <w:num w:numId="12" w16cid:durableId="1980499698">
+    <w:abstractNumId w:val="2"/>
+  </w:num>
+  <w:num w:numId="13" w16cid:durableId="1369985768">
+    <w:abstractNumId w:val="9"/>
+  </w:num>
+  <w:num w:numId="14" w16cid:durableId="1482380877">
     <w:abstractNumId w:val="0"/>
   </w:num>
-  <w:num w:numId="4" w16cid:durableId="2127848435">
-    <w:abstractNumId w:val="11"/>
-  </w:num>
-  <w:num w:numId="5" w16cid:durableId="1575704934">
-    <w:abstractNumId w:val="9"/>
-  </w:num>
-  <w:num w:numId="6" w16cid:durableId="1555848857">
-    <w:abstractNumId w:val="7"/>
-  </w:num>
-  <w:num w:numId="7" w16cid:durableId="1619068462">
-    <w:abstractNumId w:val="5"/>
-  </w:num>
-  <w:num w:numId="8" w16cid:durableId="227692250">
-    <w:abstractNumId w:val="4"/>
-  </w:num>
-  <w:num w:numId="9" w16cid:durableId="1861385685">
-    <w:abstractNumId w:val="3"/>
-  </w:num>
-  <w:num w:numId="10" w16cid:durableId="1893299710">
-    <w:abstractNumId w:val="10"/>
-  </w:num>
-  <w:num w:numId="11" w16cid:durableId="654802416">
-    <w:abstractNumId w:val="2"/>
-  </w:num>
-  <w:num w:numId="12" w16cid:durableId="1980499698">
-    <w:abstractNumId w:val="1"/>
+  <w:num w:numId="15" w16cid:durableId="1116633177">
+    <w:abstractNumId w:val="6"/>
   </w:num>
 </w:numbering>
 </file>

--- a/PAST Logbook - Zoe Haggett.docx
+++ b/PAST Logbook - Zoe Haggett.docx
@@ -1950,26 +1950,18 @@
               <w:pStyle w:val="ListParagraph"/>
               <w:spacing w:line="276" w:lineRule="auto"/>
               <w:rPr>
+                <w:i/>
+                <w:iCs/>
                 <w:color w:val="000000" w:themeColor="text1"/>
               </w:rPr>
             </w:pPr>
             <w:r>
               <w:rPr>
+                <w:i/>
+                <w:iCs/>
                 <w:color w:val="000000" w:themeColor="text1"/>
               </w:rPr>
-              <w:t>Explain what a queue, mutex and semaphore are in the context of an operating system.</w:t>
-            </w:r>
-            <w:r>
-              <w:rPr>
-                <w:color w:val="000000" w:themeColor="text1"/>
-              </w:rPr>
-              <w:t xml:space="preserve"> </w:t>
-            </w:r>
-            <w:r>
-              <w:rPr>
-                <w:color w:val="000000" w:themeColor="text1"/>
-              </w:rPr>
-              <w:t>Describe a suitable use case for each.</w:t>
+              <w:t>Explain what a queue, mutex and semaphore are in the context of an operating system. Describe a suitable use case for each.</w:t>
             </w:r>
           </w:p>
           <w:p>
@@ -2175,41 +2167,47 @@
           <w:p>
             <w:pPr>
               <w:pStyle w:val="ListParagraph"/>
-              <w:numPr>
-                <w:ilvl w:val="0"/>
-                <w:numId w:val="11"/>
-              </w:numPr>
-              <w:tabs>
-                <w:tab w:val="left" w:pos="5480"/>
-              </w:tabs>
-              <w:spacing w:line="240" w:lineRule="auto"/>
-              <w:rPr>
-                <w:rFonts w:asciiTheme="majorHAnsi" w:hAnsiTheme="majorHAnsi" w:cs="Nirmala UI"/>
-                <w:b/>
-                <w:bCs/>
-              </w:rPr>
-            </w:pPr>
-            <w:r>
-              <w:rPr>
-                <w:rFonts w:asciiTheme="majorHAnsi" w:hAnsiTheme="majorHAnsi" w:cs="Nirmala UI"/>
+              <w:tabs>
+                <w:tab w:val="left" w:pos="5480"/>
+              </w:tabs>
+              <w:spacing w:line="240" w:lineRule="auto"/>
+              <w:rPr>
+                <w:rFonts w:asciiTheme="majorHAnsi" w:hAnsiTheme="majorHAnsi" w:cs="Nirmala UI"/>
+                <w:b/>
+                <w:bCs/>
+                <w:i/>
+                <w:iCs/>
+              </w:rPr>
+            </w:pPr>
+            <w:r>
+              <w:rPr>
+                <w:rFonts w:asciiTheme="majorHAnsi" w:hAnsiTheme="majorHAnsi" w:cs="Nirmala UI"/>
+                <w:i/>
+                <w:iCs/>
               </w:rPr>
               <w:t xml:space="preserve">Describe suitable use </w:t>
             </w:r>
             <w:r>
               <w:rPr>
                 <w:rFonts w:asciiTheme="majorHAnsi" w:hAnsiTheme="majorHAnsi" w:cs="Nirmala UI"/>
+                <w:i/>
+                <w:iCs/>
               </w:rPr>
               <w:t>cases</w:t>
             </w:r>
             <w:r>
               <w:rPr>
                 <w:rFonts w:asciiTheme="majorHAnsi" w:hAnsiTheme="majorHAnsi" w:cs="Nirmala UI"/>
+                <w:i/>
+                <w:iCs/>
               </w:rPr>
               <w:t xml:space="preserve"> for each</w:t>
             </w:r>
             <w:r>
               <w:rPr>
                 <w:rFonts w:asciiTheme="majorHAnsi" w:hAnsiTheme="majorHAnsi" w:cs="Nirmala UI"/>
+                <w:i/>
+                <w:iCs/>
               </w:rPr>
               <w:t xml:space="preserve"> researched topic.</w:t>
             </w:r>
@@ -2646,11 +2644,15 @@
               <w:spacing w:line="240" w:lineRule="auto"/>
               <w:rPr>
                 <w:rFonts w:asciiTheme="majorHAnsi" w:hAnsiTheme="majorHAnsi" w:cs="Nirmala UI"/>
-              </w:rPr>
-            </w:pPr>
-            <w:r>
-              <w:rPr>
-                <w:rFonts w:asciiTheme="majorHAnsi" w:hAnsiTheme="majorHAnsi" w:cs="Nirmala UI"/>
+                <w:i/>
+                <w:iCs/>
+              </w:rPr>
+            </w:pPr>
+            <w:r>
+              <w:rPr>
+                <w:rFonts w:asciiTheme="majorHAnsi" w:hAnsiTheme="majorHAnsi" w:cs="Nirmala UI"/>
+                <w:i/>
+                <w:iCs/>
               </w:rPr>
               <w:t>Re-create the LED blink program from 5.3 but use two separate tasks to switch the LED on and off at different rates.</w:t>
             </w:r>
@@ -2943,6 +2945,7 @@
             <w:r>
               <w:rPr>
                 <w:rFonts w:asciiTheme="majorHAnsi" w:hAnsiTheme="majorHAnsi" w:cs="Nirmala UI"/>
+                <w:noProof/>
               </w:rPr>
               <w:drawing>
                 <wp:anchor distT="0" distB="0" distL="114300" distR="114300" simplePos="0" relativeHeight="251660288" behindDoc="1" locked="0" layoutInCell="1" allowOverlap="1" wp14:anchorId="5F9C0049" wp14:editId="2CA5BD59">
@@ -3005,17 +3008,18 @@
             <w:r>
               <w:rPr>
                 <w:rFonts w:asciiTheme="majorHAnsi" w:hAnsiTheme="majorHAnsi" w:cs="Nirmala UI"/>
+                <w:noProof/>
               </w:rPr>
               <w:drawing>
-                <wp:anchor distT="0" distB="0" distL="114300" distR="114300" simplePos="0" relativeHeight="251661312" behindDoc="1" locked="0" layoutInCell="1" allowOverlap="1" wp14:anchorId="5C2F1801" wp14:editId="304F2826">
+                <wp:anchor distT="0" distB="0" distL="114300" distR="114300" simplePos="0" relativeHeight="251661312" behindDoc="1" locked="0" layoutInCell="1" allowOverlap="1" wp14:anchorId="5C2F1801" wp14:editId="5A7F0A79">
                   <wp:simplePos x="0" y="0"/>
                   <wp:positionH relativeFrom="column">
-                    <wp:posOffset>448207</wp:posOffset>
+                    <wp:posOffset>448310</wp:posOffset>
                   </wp:positionH>
                   <wp:positionV relativeFrom="paragraph">
-                    <wp:posOffset>67664</wp:posOffset>
+                    <wp:posOffset>64135</wp:posOffset>
                   </wp:positionV>
-                  <wp:extent cx="2644252" cy="1991832"/>
+                  <wp:extent cx="2644140" cy="1991360"/>
                   <wp:effectExtent l="0" t="0" r="3810" b="8890"/>
                   <wp:wrapTight wrapText="bothSides">
                     <wp:wrapPolygon edited="0">
@@ -3052,7 +3056,7 @@
                         <pic:spPr>
                           <a:xfrm>
                             <a:off x="0" y="0"/>
-                            <a:ext cx="2644252" cy="1991832"/>
+                            <a:ext cx="2644140" cy="1991360"/>
                           </a:xfrm>
                           <a:prstGeom prst="rect">
                             <a:avLst/>
@@ -3076,19 +3080,44 @@
                 <w:rFonts w:asciiTheme="majorHAnsi" w:hAnsiTheme="majorHAnsi" w:cs="Nirmala UI"/>
               </w:rPr>
             </w:pPr>
-            <w:r>
-              <w:rPr>
-                <w:rFonts w:asciiTheme="majorHAnsi" w:hAnsiTheme="majorHAnsi" w:cs="Nirmala UI"/>
+          </w:p>
+          <w:p>
+            <w:pPr>
+              <w:tabs>
+                <w:tab w:val="left" w:pos="5480"/>
+              </w:tabs>
+              <w:spacing w:line="240" w:lineRule="auto"/>
+              <w:contextualSpacing/>
+              <w:rPr>
+                <w:rFonts w:asciiTheme="majorHAnsi" w:hAnsiTheme="majorHAnsi" w:cs="Nirmala UI"/>
+              </w:rPr>
+            </w:pPr>
+          </w:p>
+          <w:p>
+            <w:pPr>
+              <w:tabs>
+                <w:tab w:val="left" w:pos="5480"/>
+              </w:tabs>
+              <w:spacing w:line="240" w:lineRule="auto"/>
+              <w:contextualSpacing/>
+              <w:rPr>
+                <w:rFonts w:asciiTheme="majorHAnsi" w:hAnsiTheme="majorHAnsi" w:cs="Nirmala UI"/>
+              </w:rPr>
+            </w:pPr>
+            <w:r>
+              <w:rPr>
+                <w:rFonts w:asciiTheme="majorHAnsi" w:hAnsiTheme="majorHAnsi" w:cs="Nirmala UI"/>
+                <w:noProof/>
                 <w:color w:val="EE0000"/>
               </w:rPr>
               <w:drawing>
-                <wp:anchor distT="0" distB="0" distL="114300" distR="114300" simplePos="0" relativeHeight="251662336" behindDoc="1" locked="0" layoutInCell="1" allowOverlap="1" wp14:anchorId="78CF7EA5" wp14:editId="18EF52FB">
+                <wp:anchor distT="0" distB="0" distL="114300" distR="114300" simplePos="0" relativeHeight="251662336" behindDoc="1" locked="0" layoutInCell="1" allowOverlap="1" wp14:anchorId="78CF7EA5" wp14:editId="4F8FCB82">
                   <wp:simplePos x="0" y="0"/>
                   <wp:positionH relativeFrom="column">
-                    <wp:posOffset>3156452</wp:posOffset>
+                    <wp:posOffset>3170127</wp:posOffset>
                   </wp:positionH>
                   <wp:positionV relativeFrom="paragraph">
-                    <wp:posOffset>391485</wp:posOffset>
+                    <wp:posOffset>40197</wp:posOffset>
                   </wp:positionV>
                   <wp:extent cx="3075940" cy="400685"/>
                   <wp:effectExtent l="0" t="0" r="0" b="0"/>
@@ -3146,6 +3175,78 @@
               </w:drawing>
             </w:r>
           </w:p>
+          <w:p>
+            <w:pPr>
+              <w:tabs>
+                <w:tab w:val="left" w:pos="5480"/>
+              </w:tabs>
+              <w:spacing w:line="240" w:lineRule="auto"/>
+              <w:contextualSpacing/>
+              <w:rPr>
+                <w:rFonts w:asciiTheme="majorHAnsi" w:hAnsiTheme="majorHAnsi" w:cs="Nirmala UI"/>
+              </w:rPr>
+            </w:pPr>
+          </w:p>
+          <w:p>
+            <w:pPr>
+              <w:tabs>
+                <w:tab w:val="left" w:pos="5480"/>
+              </w:tabs>
+              <w:spacing w:line="240" w:lineRule="auto"/>
+              <w:contextualSpacing/>
+              <w:rPr>
+                <w:rFonts w:asciiTheme="majorHAnsi" w:hAnsiTheme="majorHAnsi" w:cs="Nirmala UI"/>
+              </w:rPr>
+            </w:pPr>
+          </w:p>
+          <w:p>
+            <w:pPr>
+              <w:tabs>
+                <w:tab w:val="left" w:pos="5480"/>
+              </w:tabs>
+              <w:spacing w:line="240" w:lineRule="auto"/>
+              <w:contextualSpacing/>
+              <w:rPr>
+                <w:rFonts w:asciiTheme="majorHAnsi" w:hAnsiTheme="majorHAnsi" w:cs="Nirmala UI"/>
+              </w:rPr>
+            </w:pPr>
+          </w:p>
+          <w:p>
+            <w:pPr>
+              <w:tabs>
+                <w:tab w:val="left" w:pos="5480"/>
+              </w:tabs>
+              <w:spacing w:line="240" w:lineRule="auto"/>
+              <w:contextualSpacing/>
+              <w:rPr>
+                <w:rFonts w:asciiTheme="majorHAnsi" w:hAnsiTheme="majorHAnsi" w:cs="Nirmala UI"/>
+              </w:rPr>
+            </w:pPr>
+          </w:p>
+          <w:p>
+            <w:pPr>
+              <w:tabs>
+                <w:tab w:val="left" w:pos="5480"/>
+              </w:tabs>
+              <w:spacing w:line="240" w:lineRule="auto"/>
+              <w:contextualSpacing/>
+              <w:rPr>
+                <w:rFonts w:asciiTheme="majorHAnsi" w:hAnsiTheme="majorHAnsi" w:cs="Nirmala UI"/>
+              </w:rPr>
+            </w:pPr>
+          </w:p>
+          <w:p>
+            <w:pPr>
+              <w:tabs>
+                <w:tab w:val="left" w:pos="5480"/>
+              </w:tabs>
+              <w:spacing w:line="240" w:lineRule="auto"/>
+              <w:contextualSpacing/>
+              <w:rPr>
+                <w:rFonts w:asciiTheme="majorHAnsi" w:hAnsiTheme="majorHAnsi" w:cs="Nirmala UI"/>
+              </w:rPr>
+            </w:pPr>
+          </w:p>
         </w:tc>
       </w:tr>
       <w:tr>
@@ -3574,7 +3675,15 @@
                 <w:i/>
                 <w:iCs/>
               </w:rPr>
-              <w:t>Hours: 3</w:t>
+              <w:t xml:space="preserve">Hours: </w:t>
+            </w:r>
+            <w:r>
+              <w:rPr>
+                <w:rFonts w:asciiTheme="majorHAnsi" w:hAnsiTheme="majorHAnsi" w:cs="Nirmala UI"/>
+                <w:i/>
+                <w:iCs/>
+              </w:rPr>
+              <w:t>4</w:t>
             </w:r>
           </w:p>
           <w:p>
@@ -3588,6 +3697,1190 @@
                 <w:rFonts w:asciiTheme="majorHAnsi" w:hAnsiTheme="majorHAnsi" w:cs="Nirmala UI"/>
               </w:rPr>
             </w:pPr>
+          </w:p>
+          <w:p>
+            <w:pPr>
+              <w:pStyle w:val="ListParagraph"/>
+              <w:numPr>
+                <w:ilvl w:val="0"/>
+                <w:numId w:val="16"/>
+              </w:numPr>
+              <w:tabs>
+                <w:tab w:val="left" w:pos="5480"/>
+              </w:tabs>
+              <w:spacing w:line="240" w:lineRule="auto"/>
+              <w:rPr>
+                <w:rFonts w:asciiTheme="majorHAnsi" w:hAnsiTheme="majorHAnsi" w:cs="Nirmala UI"/>
+              </w:rPr>
+            </w:pPr>
+            <w:r>
+              <w:rPr>
+                <w:rFonts w:asciiTheme="majorHAnsi" w:hAnsiTheme="majorHAnsi" w:cs="Nirmala UI"/>
+              </w:rPr>
+              <w:t xml:space="preserve">Test STM32 </w:t>
+            </w:r>
+            <w:r>
+              <w:rPr>
+                <w:rFonts w:asciiTheme="majorHAnsi" w:hAnsiTheme="majorHAnsi" w:cs="Nirmala UI"/>
+              </w:rPr>
+              <w:t xml:space="preserve">microcontroller with blinking demo created on STM32CubeIDE. </w:t>
+            </w:r>
+          </w:p>
+          <w:p>
+            <w:pPr>
+              <w:pStyle w:val="ListParagraph"/>
+              <w:tabs>
+                <w:tab w:val="left" w:pos="5480"/>
+              </w:tabs>
+              <w:spacing w:line="240" w:lineRule="auto"/>
+              <w:rPr>
+                <w:rFonts w:asciiTheme="majorHAnsi" w:hAnsiTheme="majorHAnsi" w:cs="Nirmala UI"/>
+                <w:color w:val="EE0000"/>
+              </w:rPr>
+            </w:pPr>
+            <w:r>
+              <w:rPr>
+                <w:rFonts w:asciiTheme="majorHAnsi" w:hAnsiTheme="majorHAnsi" w:cs="Nirmala UI"/>
+                <w:color w:val="EE0000"/>
+              </w:rPr>
+              <w:t xml:space="preserve">It worked well and blinked without errors </w:t>
+            </w:r>
+            <w:r>
+              <w:rPr>
+                <w:rFonts w:asciiTheme="majorHAnsi" w:hAnsiTheme="majorHAnsi" w:cs="Nirmala UI"/>
+                <w:color w:val="EE0000"/>
+              </w:rPr>
+              <w:t>or problems, so now I can move forward to trying to replace the while loop with two separate tasks instead.</w:t>
+            </w:r>
+          </w:p>
+          <w:p>
+            <w:pPr>
+              <w:pStyle w:val="ListParagraph"/>
+              <w:tabs>
+                <w:tab w:val="left" w:pos="5480"/>
+              </w:tabs>
+              <w:spacing w:line="240" w:lineRule="auto"/>
+              <w:rPr>
+                <w:rFonts w:asciiTheme="majorHAnsi" w:hAnsiTheme="majorHAnsi" w:cs="Nirmala UI"/>
+                <w:color w:val="EE0000"/>
+              </w:rPr>
+            </w:pPr>
+            <w:r>
+              <w:rPr>
+                <w:rFonts w:asciiTheme="majorHAnsi" w:hAnsiTheme="majorHAnsi" w:cs="Nirmala UI"/>
+                <w:noProof/>
+                <w:color w:val="EE0000"/>
+              </w:rPr>
+              <w:drawing>
+                <wp:inline distT="0" distB="0" distL="0" distR="0" wp14:anchorId="70753413" wp14:editId="6A8948FD">
+                  <wp:extent cx="2682667" cy="503274"/>
+                  <wp:effectExtent l="0" t="0" r="3810" b="0"/>
+                  <wp:docPr id="1874295137" name="Picture 1"/>
+                  <wp:cNvGraphicFramePr>
+                    <a:graphicFrameLocks xmlns:a="http://schemas.openxmlformats.org/drawingml/2006/main" noChangeAspect="1"/>
+                  </wp:cNvGraphicFramePr>
+                  <a:graphic xmlns:a="http://schemas.openxmlformats.org/drawingml/2006/main">
+                    <a:graphicData uri="http://schemas.openxmlformats.org/drawingml/2006/picture">
+                      <pic:pic xmlns:pic="http://schemas.openxmlformats.org/drawingml/2006/picture">
+                        <pic:nvPicPr>
+                          <pic:cNvPr id="1874295137" name=""/>
+                          <pic:cNvPicPr/>
+                        </pic:nvPicPr>
+                        <pic:blipFill>
+                          <a:blip r:embed="rId29"/>
+                          <a:stretch>
+                            <a:fillRect/>
+                          </a:stretch>
+                        </pic:blipFill>
+                        <pic:spPr>
+                          <a:xfrm>
+                            <a:off x="0" y="0"/>
+                            <a:ext cx="3047322" cy="571684"/>
+                          </a:xfrm>
+                          <a:prstGeom prst="rect">
+                            <a:avLst/>
+                          </a:prstGeom>
+                        </pic:spPr>
+                      </pic:pic>
+                    </a:graphicData>
+                  </a:graphic>
+                </wp:inline>
+              </w:drawing>
+            </w:r>
+          </w:p>
+          <w:p>
+            <w:pPr>
+              <w:pStyle w:val="ListParagraph"/>
+              <w:tabs>
+                <w:tab w:val="left" w:pos="5480"/>
+              </w:tabs>
+              <w:spacing w:line="240" w:lineRule="auto"/>
+              <w:rPr>
+                <w:rFonts w:asciiTheme="majorHAnsi" w:hAnsiTheme="majorHAnsi" w:cs="Nirmala UI"/>
+                <w:color w:val="EE0000"/>
+              </w:rPr>
+            </w:pPr>
+            <w:r>
+              <w:rPr>
+                <w:rFonts w:asciiTheme="majorHAnsi" w:hAnsiTheme="majorHAnsi" w:cs="Nirmala UI"/>
+                <w:b/>
+                <w:bCs/>
+                <w:noProof/>
+                <w:color w:val="EE0000"/>
+                <w:lang w:val="en-GB"/>
+              </w:rPr>
+              <w:lastRenderedPageBreak/>
+              <w:drawing>
+                <wp:anchor distT="0" distB="0" distL="114300" distR="114300" simplePos="0" relativeHeight="251664384" behindDoc="1" locked="0" layoutInCell="1" allowOverlap="1" wp14:anchorId="293B8366" wp14:editId="1D51374B">
+                  <wp:simplePos x="0" y="0"/>
+                  <wp:positionH relativeFrom="column">
+                    <wp:posOffset>2759075</wp:posOffset>
+                  </wp:positionH>
+                  <wp:positionV relativeFrom="paragraph">
+                    <wp:posOffset>184785</wp:posOffset>
+                  </wp:positionV>
+                  <wp:extent cx="2191385" cy="914400"/>
+                  <wp:effectExtent l="0" t="0" r="0" b="0"/>
+                  <wp:wrapTight wrapText="bothSides">
+                    <wp:wrapPolygon edited="0">
+                      <wp:start x="0" y="0"/>
+                      <wp:lineTo x="0" y="21150"/>
+                      <wp:lineTo x="21406" y="21150"/>
+                      <wp:lineTo x="21406" y="0"/>
+                      <wp:lineTo x="0" y="0"/>
+                    </wp:wrapPolygon>
+                  </wp:wrapTight>
+                  <wp:docPr id="405105880" name="Picture 4"/>
+                  <wp:cNvGraphicFramePr>
+                    <a:graphicFrameLocks xmlns:a="http://schemas.openxmlformats.org/drawingml/2006/main" noChangeAspect="1"/>
+                  </wp:cNvGraphicFramePr>
+                  <a:graphic xmlns:a="http://schemas.openxmlformats.org/drawingml/2006/main">
+                    <a:graphicData uri="http://schemas.openxmlformats.org/drawingml/2006/picture">
+                      <pic:pic xmlns:pic="http://schemas.openxmlformats.org/drawingml/2006/picture">
+                        <pic:nvPicPr>
+                          <pic:cNvPr id="0" name="Picture 13"/>
+                          <pic:cNvPicPr>
+                            <a:picLocks noChangeAspect="1" noChangeArrowheads="1"/>
+                          </pic:cNvPicPr>
+                        </pic:nvPicPr>
+                        <pic:blipFill>
+                          <a:blip r:embed="rId30" cstate="print">
+                            <a:extLst>
+                              <a:ext uri="{28A0092B-C50C-407E-A947-70E740481C1C}">
+                                <a14:useLocalDpi xmlns:a14="http://schemas.microsoft.com/office/drawing/2010/main" val="0"/>
+                              </a:ext>
+                            </a:extLst>
+                          </a:blip>
+                          <a:srcRect/>
+                          <a:stretch>
+                            <a:fillRect/>
+                          </a:stretch>
+                        </pic:blipFill>
+                        <pic:spPr bwMode="auto">
+                          <a:xfrm>
+                            <a:off x="0" y="0"/>
+                            <a:ext cx="2191385" cy="914400"/>
+                          </a:xfrm>
+                          <a:prstGeom prst="rect">
+                            <a:avLst/>
+                          </a:prstGeom>
+                          <a:noFill/>
+                          <a:ln>
+                            <a:noFill/>
+                          </a:ln>
+                        </pic:spPr>
+                      </pic:pic>
+                    </a:graphicData>
+                  </a:graphic>
+                  <wp14:sizeRelH relativeFrom="margin">
+                    <wp14:pctWidth>0</wp14:pctWidth>
+                  </wp14:sizeRelH>
+                  <wp14:sizeRelV relativeFrom="margin">
+                    <wp14:pctHeight>0</wp14:pctHeight>
+                  </wp14:sizeRelV>
+                </wp:anchor>
+              </w:drawing>
+            </w:r>
+            <w:r>
+              <w:rPr>
+                <w:rFonts w:asciiTheme="majorHAnsi" w:hAnsiTheme="majorHAnsi" w:cs="Nirmala UI"/>
+                <w:b/>
+                <w:bCs/>
+                <w:noProof/>
+                <w:color w:val="EE0000"/>
+                <w:lang w:val="en-GB"/>
+              </w:rPr>
+              <w:drawing>
+                <wp:anchor distT="0" distB="0" distL="114300" distR="114300" simplePos="0" relativeHeight="251663360" behindDoc="1" locked="0" layoutInCell="1" allowOverlap="1" wp14:anchorId="57A24006" wp14:editId="50AAE86D">
+                  <wp:simplePos x="0" y="0"/>
+                  <wp:positionH relativeFrom="column">
+                    <wp:posOffset>455295</wp:posOffset>
+                  </wp:positionH>
+                  <wp:positionV relativeFrom="paragraph">
+                    <wp:posOffset>184785</wp:posOffset>
+                  </wp:positionV>
+                  <wp:extent cx="2237740" cy="914400"/>
+                  <wp:effectExtent l="0" t="0" r="0" b="0"/>
+                  <wp:wrapTight wrapText="bothSides">
+                    <wp:wrapPolygon edited="0">
+                      <wp:start x="0" y="0"/>
+                      <wp:lineTo x="0" y="21150"/>
+                      <wp:lineTo x="21330" y="21150"/>
+                      <wp:lineTo x="21330" y="0"/>
+                      <wp:lineTo x="0" y="0"/>
+                    </wp:wrapPolygon>
+                  </wp:wrapTight>
+                  <wp:docPr id="1248148752" name="Picture 2"/>
+                  <wp:cNvGraphicFramePr>
+                    <a:graphicFrameLocks xmlns:a="http://schemas.openxmlformats.org/drawingml/2006/main" noChangeAspect="1"/>
+                  </wp:cNvGraphicFramePr>
+                  <a:graphic xmlns:a="http://schemas.openxmlformats.org/drawingml/2006/main">
+                    <a:graphicData uri="http://schemas.openxmlformats.org/drawingml/2006/picture">
+                      <pic:pic xmlns:pic="http://schemas.openxmlformats.org/drawingml/2006/picture">
+                        <pic:nvPicPr>
+                          <pic:cNvPr id="0" name="Picture 6"/>
+                          <pic:cNvPicPr>
+                            <a:picLocks noChangeAspect="1" noChangeArrowheads="1"/>
+                          </pic:cNvPicPr>
+                        </pic:nvPicPr>
+                        <pic:blipFill>
+                          <a:blip r:embed="rId31" cstate="print">
+                            <a:extLst>
+                              <a:ext uri="{28A0092B-C50C-407E-A947-70E740481C1C}">
+                                <a14:useLocalDpi xmlns:a14="http://schemas.microsoft.com/office/drawing/2010/main" val="0"/>
+                              </a:ext>
+                            </a:extLst>
+                          </a:blip>
+                          <a:srcRect/>
+                          <a:stretch>
+                            <a:fillRect/>
+                          </a:stretch>
+                        </pic:blipFill>
+                        <pic:spPr bwMode="auto">
+                          <a:xfrm>
+                            <a:off x="0" y="0"/>
+                            <a:ext cx="2237740" cy="914400"/>
+                          </a:xfrm>
+                          <a:prstGeom prst="rect">
+                            <a:avLst/>
+                          </a:prstGeom>
+                          <a:noFill/>
+                          <a:ln>
+                            <a:noFill/>
+                          </a:ln>
+                        </pic:spPr>
+                      </pic:pic>
+                    </a:graphicData>
+                  </a:graphic>
+                  <wp14:sizeRelH relativeFrom="margin">
+                    <wp14:pctWidth>0</wp14:pctWidth>
+                  </wp14:sizeRelH>
+                  <wp14:sizeRelV relativeFrom="margin">
+                    <wp14:pctHeight>0</wp14:pctHeight>
+                  </wp14:sizeRelV>
+                </wp:anchor>
+              </w:drawing>
+            </w:r>
+          </w:p>
+          <w:p>
+            <w:pPr>
+              <w:pStyle w:val="ListParagraph"/>
+              <w:tabs>
+                <w:tab w:val="left" w:pos="5480"/>
+              </w:tabs>
+              <w:rPr>
+                <w:rFonts w:asciiTheme="majorHAnsi" w:hAnsiTheme="majorHAnsi" w:cs="Nirmala UI"/>
+                <w:b/>
+                <w:bCs/>
+                <w:color w:val="EE0000"/>
+                <w:lang w:val="en-GB"/>
+              </w:rPr>
+            </w:pPr>
+          </w:p>
+          <w:p>
+            <w:pPr>
+              <w:pStyle w:val="ListParagraph"/>
+              <w:tabs>
+                <w:tab w:val="left" w:pos="5480"/>
+              </w:tabs>
+              <w:rPr>
+                <w:rFonts w:asciiTheme="majorHAnsi" w:hAnsiTheme="majorHAnsi" w:cs="Nirmala UI"/>
+                <w:b/>
+                <w:bCs/>
+                <w:color w:val="EE0000"/>
+                <w:lang w:val="en-GB"/>
+              </w:rPr>
+            </w:pPr>
+          </w:p>
+          <w:p>
+            <w:pPr>
+              <w:pStyle w:val="ListParagraph"/>
+              <w:tabs>
+                <w:tab w:val="left" w:pos="5480"/>
+              </w:tabs>
+              <w:spacing w:line="240" w:lineRule="auto"/>
+              <w:rPr>
+                <w:rFonts w:asciiTheme="majorHAnsi" w:hAnsiTheme="majorHAnsi" w:cs="Nirmala UI"/>
+                <w:b/>
+                <w:bCs/>
+                <w:color w:val="EE0000"/>
+              </w:rPr>
+            </w:pPr>
+          </w:p>
+          <w:p>
+            <w:pPr>
+              <w:pStyle w:val="ListParagraph"/>
+              <w:tabs>
+                <w:tab w:val="left" w:pos="5480"/>
+              </w:tabs>
+              <w:spacing w:line="240" w:lineRule="auto"/>
+              <w:rPr>
+                <w:rFonts w:asciiTheme="majorHAnsi" w:hAnsiTheme="majorHAnsi" w:cs="Nirmala UI"/>
+                <w:color w:val="EE0000"/>
+              </w:rPr>
+            </w:pPr>
+          </w:p>
+          <w:p>
+            <w:pPr>
+              <w:pStyle w:val="ListParagraph"/>
+              <w:tabs>
+                <w:tab w:val="left" w:pos="5480"/>
+              </w:tabs>
+              <w:spacing w:line="240" w:lineRule="auto"/>
+              <w:rPr>
+                <w:rFonts w:asciiTheme="majorHAnsi" w:hAnsiTheme="majorHAnsi" w:cs="Nirmala UI"/>
+                <w:color w:val="EE0000"/>
+              </w:rPr>
+            </w:pPr>
+          </w:p>
+          <w:p>
+            <w:pPr>
+              <w:pStyle w:val="ListParagraph"/>
+              <w:tabs>
+                <w:tab w:val="left" w:pos="5480"/>
+              </w:tabs>
+              <w:spacing w:line="240" w:lineRule="auto"/>
+              <w:rPr>
+                <w:rFonts w:asciiTheme="majorHAnsi" w:hAnsiTheme="majorHAnsi" w:cs="Nirmala UI"/>
+                <w:color w:val="EE0000"/>
+              </w:rPr>
+            </w:pPr>
+          </w:p>
+          <w:p>
+            <w:pPr>
+              <w:pStyle w:val="ListParagraph"/>
+              <w:numPr>
+                <w:ilvl w:val="0"/>
+                <w:numId w:val="18"/>
+              </w:numPr>
+              <w:tabs>
+                <w:tab w:val="left" w:pos="5480"/>
+              </w:tabs>
+              <w:spacing w:line="240" w:lineRule="auto"/>
+              <w:rPr>
+                <w:rFonts w:asciiTheme="majorHAnsi" w:hAnsiTheme="majorHAnsi" w:cs="Nirmala UI"/>
+              </w:rPr>
+            </w:pPr>
+            <w:r>
+              <w:rPr>
+                <w:rFonts w:asciiTheme="majorHAnsi" w:hAnsiTheme="majorHAnsi" w:cs="Nirmala UI"/>
+              </w:rPr>
+              <w:t xml:space="preserve">Research </w:t>
+            </w:r>
+            <w:r>
+              <w:rPr>
+                <w:rFonts w:asciiTheme="majorHAnsi" w:hAnsiTheme="majorHAnsi" w:cs="Nirmala UI"/>
+              </w:rPr>
+              <w:t xml:space="preserve">terminology of STM32 microcontroller and STM32CubeIDE functions to know how to word re-created program for second deliverable. </w:t>
+            </w:r>
+          </w:p>
+          <w:p>
+            <w:pPr>
+              <w:pStyle w:val="ListParagraph"/>
+              <w:tabs>
+                <w:tab w:val="left" w:pos="5480"/>
+              </w:tabs>
+              <w:rPr>
+                <w:rFonts w:asciiTheme="majorHAnsi" w:hAnsiTheme="majorHAnsi" w:cs="Nirmala UI"/>
+              </w:rPr>
+            </w:pPr>
+            <w:hyperlink r:id="rId32" w:history="1">
+              <w:r>
+                <w:rPr>
+                  <w:rStyle w:val="Hyperlink"/>
+                  <w:rFonts w:asciiTheme="majorHAnsi" w:hAnsiTheme="majorHAnsi" w:cs="Nirmala UI"/>
+                  <w:lang w:val="en-GB"/>
+                </w:rPr>
+                <w:t>RTOS Project - Understanding STM32CubeIDE Functions.docx</w:t>
+              </w:r>
+            </w:hyperlink>
+          </w:p>
+          <w:p>
+            <w:pPr>
+              <w:pStyle w:val="ListParagraph"/>
+              <w:tabs>
+                <w:tab w:val="left" w:pos="5480"/>
+              </w:tabs>
+              <w:rPr>
+                <w:rFonts w:asciiTheme="majorHAnsi" w:hAnsiTheme="majorHAnsi" w:cs="Nirmala UI"/>
+              </w:rPr>
+            </w:pPr>
+          </w:p>
+          <w:p>
+            <w:pPr>
+              <w:pStyle w:val="ListParagraph"/>
+              <w:numPr>
+                <w:ilvl w:val="0"/>
+                <w:numId w:val="18"/>
+              </w:numPr>
+              <w:tabs>
+                <w:tab w:val="left" w:pos="5480"/>
+              </w:tabs>
+              <w:rPr>
+                <w:rFonts w:asciiTheme="majorHAnsi" w:hAnsiTheme="majorHAnsi" w:cs="Nirmala UI"/>
+              </w:rPr>
+            </w:pPr>
+            <w:r>
+              <w:rPr>
+                <w:rFonts w:asciiTheme="majorHAnsi" w:hAnsiTheme="majorHAnsi" w:cs="Nirmala UI"/>
+              </w:rPr>
+              <w:t xml:space="preserve">Begin working on </w:t>
+            </w:r>
+            <w:r>
+              <w:rPr>
+                <w:rFonts w:asciiTheme="majorHAnsi" w:hAnsiTheme="majorHAnsi" w:cs="Nirmala UI"/>
+              </w:rPr>
+              <w:t xml:space="preserve">‘ON’ </w:t>
+            </w:r>
+            <w:r>
+              <w:rPr>
+                <w:rFonts w:asciiTheme="majorHAnsi" w:hAnsiTheme="majorHAnsi" w:cs="Nirmala UI"/>
+              </w:rPr>
+              <w:t>and ‘OFF’ t</w:t>
+            </w:r>
+            <w:r>
+              <w:rPr>
+                <w:rFonts w:asciiTheme="majorHAnsi" w:hAnsiTheme="majorHAnsi" w:cs="Nirmala UI"/>
+              </w:rPr>
+              <w:t>ask for LED program.</w:t>
+            </w:r>
+          </w:p>
+          <w:p>
+            <w:pPr>
+              <w:pStyle w:val="ListParagraph"/>
+              <w:tabs>
+                <w:tab w:val="left" w:pos="5480"/>
+              </w:tabs>
+              <w:rPr>
+                <w:rFonts w:asciiTheme="majorHAnsi" w:hAnsiTheme="majorHAnsi" w:cs="Nirmala UI"/>
+              </w:rPr>
+            </w:pPr>
+          </w:p>
+          <w:p>
+            <w:pPr>
+              <w:pStyle w:val="ListParagraph"/>
+              <w:tabs>
+                <w:tab w:val="left" w:pos="5480"/>
+              </w:tabs>
+              <w:rPr>
+                <w:rFonts w:asciiTheme="majorHAnsi" w:hAnsiTheme="majorHAnsi" w:cs="Nirmala UI"/>
+              </w:rPr>
+            </w:pPr>
+            <w:r>
+              <w:rPr>
+                <w:rFonts w:asciiTheme="majorHAnsi" w:hAnsiTheme="majorHAnsi" w:cs="Nirmala UI"/>
+              </w:rPr>
+              <w:t>Watched tutorial of using FreeRTOS in STM32CubeIDE to create separate tasks for the microcontroller</w:t>
+            </w:r>
+            <w:r>
+              <w:rPr>
+                <w:rFonts w:asciiTheme="majorHAnsi" w:hAnsiTheme="majorHAnsi" w:cs="Nirmala UI"/>
+              </w:rPr>
+              <w:t xml:space="preserve">: </w:t>
+            </w:r>
+            <w:hyperlink r:id="rId33" w:history="1">
+              <w:r>
+                <w:rPr>
+                  <w:rStyle w:val="Hyperlink"/>
+                  <w:rFonts w:asciiTheme="majorHAnsi" w:hAnsiTheme="majorHAnsi" w:cs="Nirmala UI"/>
+                </w:rPr>
+                <w:t>https://www.youtube.com/watch?v=9H87Qlimlhk</w:t>
+              </w:r>
+            </w:hyperlink>
+          </w:p>
+          <w:p>
+            <w:pPr>
+              <w:pStyle w:val="ListParagraph"/>
+              <w:tabs>
+                <w:tab w:val="left" w:pos="5480"/>
+              </w:tabs>
+              <w:rPr>
+                <w:rFonts w:asciiTheme="majorHAnsi" w:hAnsiTheme="majorHAnsi" w:cs="Nirmala UI"/>
+              </w:rPr>
+            </w:pPr>
+          </w:p>
+          <w:p>
+            <w:pPr>
+              <w:pStyle w:val="ListParagraph"/>
+              <w:tabs>
+                <w:tab w:val="left" w:pos="5480"/>
+              </w:tabs>
+              <w:rPr>
+                <w:rFonts w:asciiTheme="majorHAnsi" w:hAnsiTheme="majorHAnsi" w:cs="Nirmala UI"/>
+              </w:rPr>
+            </w:pPr>
+            <w:r>
+              <w:rPr>
+                <w:rFonts w:asciiTheme="majorHAnsi" w:hAnsiTheme="majorHAnsi" w:cs="Nirmala UI"/>
+              </w:rPr>
+              <w:t xml:space="preserve">Gathered functions from: </w:t>
+            </w:r>
+            <w:hyperlink r:id="rId34" w:history="1">
+              <w:r>
+                <w:rPr>
+                  <w:rStyle w:val="Hyperlink"/>
+                  <w:rFonts w:asciiTheme="majorHAnsi" w:hAnsiTheme="majorHAnsi" w:cs="Nirmala UI"/>
+                </w:rPr>
+                <w:t>https://deepbluembedded.com/stm32-gpio-write-pin-digital-output-lab/</w:t>
+              </w:r>
+            </w:hyperlink>
+            <w:r>
+              <w:rPr>
+                <w:rFonts w:asciiTheme="majorHAnsi" w:hAnsiTheme="majorHAnsi" w:cs="Nirmala UI"/>
+              </w:rPr>
+              <w:t xml:space="preserve"> </w:t>
+            </w:r>
+          </w:p>
+          <w:p>
+            <w:pPr>
+              <w:pStyle w:val="ListParagraph"/>
+              <w:tabs>
+                <w:tab w:val="left" w:pos="5480"/>
+              </w:tabs>
+              <w:rPr>
+                <w:rFonts w:asciiTheme="majorHAnsi" w:hAnsiTheme="majorHAnsi" w:cs="Nirmala UI"/>
+              </w:rPr>
+            </w:pPr>
+          </w:p>
+          <w:p>
+            <w:pPr>
+              <w:pStyle w:val="ListParagraph"/>
+              <w:tabs>
+                <w:tab w:val="left" w:pos="5480"/>
+              </w:tabs>
+              <w:rPr>
+                <w:rFonts w:asciiTheme="majorHAnsi" w:hAnsiTheme="majorHAnsi" w:cs="Nirmala UI"/>
+              </w:rPr>
+            </w:pPr>
+            <w:r>
+              <w:rPr>
+                <w:rFonts w:asciiTheme="majorHAnsi" w:hAnsiTheme="majorHAnsi" w:cs="Nirmala UI"/>
+              </w:rPr>
+              <w:t xml:space="preserve">Add </w:t>
+            </w:r>
+            <w:r>
+              <w:rPr>
+                <w:rFonts w:asciiTheme="majorHAnsi" w:hAnsiTheme="majorHAnsi" w:cs="Nirmala UI"/>
+              </w:rPr>
+              <w:t>ON/OFF tasks to .ioc file.</w:t>
+            </w:r>
+          </w:p>
+          <w:p>
+            <w:pPr>
+              <w:pStyle w:val="ListParagraph"/>
+              <w:tabs>
+                <w:tab w:val="left" w:pos="5480"/>
+              </w:tabs>
+              <w:rPr>
+                <w:rFonts w:asciiTheme="majorHAnsi" w:hAnsiTheme="majorHAnsi" w:cs="Nirmala UI"/>
+              </w:rPr>
+            </w:pPr>
+            <w:r>
+              <w:rPr>
+                <w:rFonts w:asciiTheme="majorHAnsi" w:hAnsiTheme="majorHAnsi" w:cs="Nirmala UI"/>
+              </w:rPr>
+              <w:drawing>
+                <wp:inline distT="0" distB="0" distL="0" distR="0" wp14:anchorId="0DD06036" wp14:editId="731EE2D3">
+                  <wp:extent cx="5508633" cy="1260390"/>
+                  <wp:effectExtent l="0" t="0" r="0" b="0"/>
+                  <wp:docPr id="1979394750" name="Picture 1"/>
+                  <wp:cNvGraphicFramePr>
+                    <a:graphicFrameLocks xmlns:a="http://schemas.openxmlformats.org/drawingml/2006/main" noChangeAspect="1"/>
+                  </wp:cNvGraphicFramePr>
+                  <a:graphic xmlns:a="http://schemas.openxmlformats.org/drawingml/2006/main">
+                    <a:graphicData uri="http://schemas.openxmlformats.org/drawingml/2006/picture">
+                      <pic:pic xmlns:pic="http://schemas.openxmlformats.org/drawingml/2006/picture">
+                        <pic:nvPicPr>
+                          <pic:cNvPr id="1979394750" name=""/>
+                          <pic:cNvPicPr/>
+                        </pic:nvPicPr>
+                        <pic:blipFill>
+                          <a:blip r:embed="rId35"/>
+                          <a:stretch>
+                            <a:fillRect/>
+                          </a:stretch>
+                        </pic:blipFill>
+                        <pic:spPr>
+                          <a:xfrm>
+                            <a:off x="0" y="0"/>
+                            <a:ext cx="5536962" cy="1266872"/>
+                          </a:xfrm>
+                          <a:prstGeom prst="rect">
+                            <a:avLst/>
+                          </a:prstGeom>
+                        </pic:spPr>
+                      </pic:pic>
+                    </a:graphicData>
+                  </a:graphic>
+                </wp:inline>
+              </w:drawing>
+            </w:r>
+          </w:p>
+          <w:p>
+            <w:pPr>
+              <w:pStyle w:val="ListParagraph"/>
+              <w:tabs>
+                <w:tab w:val="left" w:pos="5480"/>
+              </w:tabs>
+              <w:rPr>
+                <w:rFonts w:asciiTheme="majorHAnsi" w:hAnsiTheme="majorHAnsi" w:cs="Nirmala UI"/>
+              </w:rPr>
+            </w:pPr>
+          </w:p>
+          <w:p>
+            <w:pPr>
+              <w:pStyle w:val="ListParagraph"/>
+              <w:tabs>
+                <w:tab w:val="left" w:pos="5480"/>
+              </w:tabs>
+              <w:rPr>
+                <w:rFonts w:asciiTheme="majorHAnsi" w:hAnsiTheme="majorHAnsi" w:cs="Nirmala UI"/>
+              </w:rPr>
+            </w:pPr>
+            <w:r>
+              <w:rPr>
+                <w:rFonts w:asciiTheme="majorHAnsi" w:hAnsiTheme="majorHAnsi" w:cs="Nirmala UI"/>
+              </w:rPr>
+              <w:drawing>
+                <wp:anchor distT="0" distB="0" distL="114300" distR="114300" simplePos="0" relativeHeight="251665408" behindDoc="1" locked="0" layoutInCell="1" allowOverlap="1" wp14:anchorId="6FF9F456" wp14:editId="4B9F65DF">
+                  <wp:simplePos x="0" y="0"/>
+                  <wp:positionH relativeFrom="column">
+                    <wp:posOffset>444500</wp:posOffset>
+                  </wp:positionH>
+                  <wp:positionV relativeFrom="paragraph">
+                    <wp:posOffset>413385</wp:posOffset>
+                  </wp:positionV>
+                  <wp:extent cx="2857500" cy="2652395"/>
+                  <wp:effectExtent l="0" t="0" r="0" b="0"/>
+                  <wp:wrapTight wrapText="bothSides">
+                    <wp:wrapPolygon edited="0">
+                      <wp:start x="0" y="0"/>
+                      <wp:lineTo x="0" y="21409"/>
+                      <wp:lineTo x="21456" y="21409"/>
+                      <wp:lineTo x="21456" y="0"/>
+                      <wp:lineTo x="0" y="0"/>
+                    </wp:wrapPolygon>
+                  </wp:wrapTight>
+                  <wp:docPr id="1504088572" name="Picture 1"/>
+                  <wp:cNvGraphicFramePr>
+                    <a:graphicFrameLocks xmlns:a="http://schemas.openxmlformats.org/drawingml/2006/main" noChangeAspect="1"/>
+                  </wp:cNvGraphicFramePr>
+                  <a:graphic xmlns:a="http://schemas.openxmlformats.org/drawingml/2006/main">
+                    <a:graphicData uri="http://schemas.openxmlformats.org/drawingml/2006/picture">
+                      <pic:pic xmlns:pic="http://schemas.openxmlformats.org/drawingml/2006/picture">
+                        <pic:nvPicPr>
+                          <pic:cNvPr id="1504088572" name=""/>
+                          <pic:cNvPicPr/>
+                        </pic:nvPicPr>
+                        <pic:blipFill>
+                          <a:blip r:embed="rId36" cstate="print">
+                            <a:extLst>
+                              <a:ext uri="{28A0092B-C50C-407E-A947-70E740481C1C}">
+                                <a14:useLocalDpi xmlns:a14="http://schemas.microsoft.com/office/drawing/2010/main" val="0"/>
+                              </a:ext>
+                            </a:extLst>
+                          </a:blip>
+                          <a:stretch>
+                            <a:fillRect/>
+                          </a:stretch>
+                        </pic:blipFill>
+                        <pic:spPr>
+                          <a:xfrm>
+                            <a:off x="0" y="0"/>
+                            <a:ext cx="2857500" cy="2652395"/>
+                          </a:xfrm>
+                          <a:prstGeom prst="rect">
+                            <a:avLst/>
+                          </a:prstGeom>
+                        </pic:spPr>
+                      </pic:pic>
+                    </a:graphicData>
+                  </a:graphic>
+                  <wp14:sizeRelH relativeFrom="margin">
+                    <wp14:pctWidth>0</wp14:pctWidth>
+                  </wp14:sizeRelH>
+                  <wp14:sizeRelV relativeFrom="margin">
+                    <wp14:pctHeight>0</wp14:pctHeight>
+                  </wp14:sizeRelV>
+                </wp:anchor>
+              </w:drawing>
+            </w:r>
+            <w:r>
+              <w:rPr>
+                <w:rFonts w:asciiTheme="majorHAnsi" w:hAnsiTheme="majorHAnsi" w:cs="Nirmala UI"/>
+              </w:rPr>
+              <w:t xml:space="preserve">Add code to main.c file </w:t>
+            </w:r>
+            <w:r>
+              <w:rPr>
+                <w:rFonts w:asciiTheme="majorHAnsi" w:hAnsiTheme="majorHAnsi" w:cs="Nirmala UI"/>
+              </w:rPr>
+              <w:t xml:space="preserve">assigning a pin state to each </w:t>
+            </w:r>
+            <w:r>
+              <w:rPr>
+                <w:rFonts w:asciiTheme="majorHAnsi" w:hAnsiTheme="majorHAnsi" w:cs="Nirmala UI"/>
+              </w:rPr>
+              <w:t>task</w:t>
+            </w:r>
+            <w:r>
+              <w:rPr>
+                <w:rFonts w:asciiTheme="majorHAnsi" w:hAnsiTheme="majorHAnsi" w:cs="Nirmala UI"/>
+              </w:rPr>
+              <w:t xml:space="preserve"> and assigning a different task delay to each.</w:t>
+            </w:r>
+          </w:p>
+          <w:p>
+            <w:pPr>
+              <w:pStyle w:val="ListParagraph"/>
+              <w:tabs>
+                <w:tab w:val="left" w:pos="5480"/>
+              </w:tabs>
+              <w:rPr>
+                <w:rFonts w:asciiTheme="majorHAnsi" w:hAnsiTheme="majorHAnsi" w:cs="Nirmala UI"/>
+              </w:rPr>
+            </w:pPr>
+            <w:r>
+              <w:rPr>
+                <w:rFonts w:asciiTheme="majorHAnsi" w:hAnsiTheme="majorHAnsi" w:cs="Nirmala UI"/>
+              </w:rPr>
+              <w:drawing>
+                <wp:anchor distT="0" distB="0" distL="114300" distR="114300" simplePos="0" relativeHeight="251666432" behindDoc="1" locked="0" layoutInCell="1" allowOverlap="1" wp14:anchorId="765AD3F0" wp14:editId="28FB4B7E">
+                  <wp:simplePos x="0" y="0"/>
+                  <wp:positionH relativeFrom="column">
+                    <wp:posOffset>3393543</wp:posOffset>
+                  </wp:positionH>
+                  <wp:positionV relativeFrom="paragraph">
+                    <wp:posOffset>427578</wp:posOffset>
+                  </wp:positionV>
+                  <wp:extent cx="2711589" cy="933498"/>
+                  <wp:effectExtent l="0" t="0" r="0" b="0"/>
+                  <wp:wrapTight wrapText="bothSides">
+                    <wp:wrapPolygon edited="0">
+                      <wp:start x="0" y="0"/>
+                      <wp:lineTo x="0" y="21159"/>
+                      <wp:lineTo x="21398" y="21159"/>
+                      <wp:lineTo x="21398" y="0"/>
+                      <wp:lineTo x="0" y="0"/>
+                    </wp:wrapPolygon>
+                  </wp:wrapTight>
+                  <wp:docPr id="1528187571" name="Picture 1"/>
+                  <wp:cNvGraphicFramePr>
+                    <a:graphicFrameLocks xmlns:a="http://schemas.openxmlformats.org/drawingml/2006/main" noChangeAspect="1"/>
+                  </wp:cNvGraphicFramePr>
+                  <a:graphic xmlns:a="http://schemas.openxmlformats.org/drawingml/2006/main">
+                    <a:graphicData uri="http://schemas.openxmlformats.org/drawingml/2006/picture">
+                      <pic:pic xmlns:pic="http://schemas.openxmlformats.org/drawingml/2006/picture">
+                        <pic:nvPicPr>
+                          <pic:cNvPr id="1528187571" name=""/>
+                          <pic:cNvPicPr/>
+                        </pic:nvPicPr>
+                        <pic:blipFill>
+                          <a:blip r:embed="rId37">
+                            <a:extLst>
+                              <a:ext uri="{28A0092B-C50C-407E-A947-70E740481C1C}">
+                                <a14:useLocalDpi xmlns:a14="http://schemas.microsoft.com/office/drawing/2010/main" val="0"/>
+                              </a:ext>
+                            </a:extLst>
+                          </a:blip>
+                          <a:stretch>
+                            <a:fillRect/>
+                          </a:stretch>
+                        </pic:blipFill>
+                        <pic:spPr>
+                          <a:xfrm>
+                            <a:off x="0" y="0"/>
+                            <a:ext cx="2711589" cy="933498"/>
+                          </a:xfrm>
+                          <a:prstGeom prst="rect">
+                            <a:avLst/>
+                          </a:prstGeom>
+                        </pic:spPr>
+                      </pic:pic>
+                    </a:graphicData>
+                  </a:graphic>
+                </wp:anchor>
+              </w:drawing>
+            </w:r>
+            <w:r>
+              <w:rPr>
+                <w:rFonts w:asciiTheme="majorHAnsi" w:hAnsiTheme="majorHAnsi" w:cs="Nirmala UI"/>
+              </w:rPr>
+              <w:t>Initial code auto generated from .ioc file</w:t>
+            </w:r>
+            <w:r>
+              <w:rPr>
+                <w:rFonts w:asciiTheme="majorHAnsi" w:hAnsiTheme="majorHAnsi" w:cs="Nirmala UI"/>
+              </w:rPr>
+              <w:t xml:space="preserve"> after     adding new tasks</w:t>
+            </w:r>
+            <w:r>
+              <w:rPr>
+                <w:rFonts w:asciiTheme="majorHAnsi" w:hAnsiTheme="majorHAnsi" w:cs="Nirmala UI"/>
+              </w:rPr>
+              <w:t>:</w:t>
+            </w:r>
+          </w:p>
+          <w:p>
+            <w:pPr>
+              <w:pStyle w:val="ListParagraph"/>
+              <w:tabs>
+                <w:tab w:val="left" w:pos="5480"/>
+              </w:tabs>
+              <w:rPr>
+                <w:rFonts w:asciiTheme="majorHAnsi" w:hAnsiTheme="majorHAnsi" w:cs="Nirmala UI"/>
+              </w:rPr>
+            </w:pPr>
+          </w:p>
+          <w:p>
+            <w:pPr>
+              <w:pStyle w:val="ListParagraph"/>
+              <w:tabs>
+                <w:tab w:val="left" w:pos="5480"/>
+              </w:tabs>
+              <w:rPr>
+                <w:rFonts w:asciiTheme="majorHAnsi" w:hAnsiTheme="majorHAnsi" w:cs="Nirmala UI"/>
+              </w:rPr>
+            </w:pPr>
+          </w:p>
+          <w:p>
+            <w:pPr>
+              <w:pStyle w:val="ListParagraph"/>
+              <w:tabs>
+                <w:tab w:val="left" w:pos="5480"/>
+              </w:tabs>
+              <w:rPr>
+                <w:rFonts w:asciiTheme="majorHAnsi" w:hAnsiTheme="majorHAnsi" w:cs="Nirmala UI"/>
+              </w:rPr>
+            </w:pPr>
+          </w:p>
+          <w:p>
+            <w:pPr>
+              <w:pStyle w:val="ListParagraph"/>
+              <w:tabs>
+                <w:tab w:val="left" w:pos="5480"/>
+              </w:tabs>
+              <w:rPr>
+                <w:rFonts w:asciiTheme="majorHAnsi" w:hAnsiTheme="majorHAnsi" w:cs="Nirmala UI"/>
+              </w:rPr>
+            </w:pPr>
+          </w:p>
+          <w:p>
+            <w:pPr>
+              <w:pStyle w:val="ListParagraph"/>
+              <w:tabs>
+                <w:tab w:val="left" w:pos="5480"/>
+              </w:tabs>
+              <w:rPr>
+                <w:rFonts w:asciiTheme="majorHAnsi" w:hAnsiTheme="majorHAnsi" w:cs="Nirmala UI"/>
+              </w:rPr>
+            </w:pPr>
+          </w:p>
+          <w:p>
+            <w:pPr>
+              <w:pStyle w:val="ListParagraph"/>
+              <w:tabs>
+                <w:tab w:val="left" w:pos="5480"/>
+              </w:tabs>
+              <w:rPr>
+                <w:rFonts w:asciiTheme="majorHAnsi" w:hAnsiTheme="majorHAnsi" w:cs="Nirmala UI"/>
+              </w:rPr>
+            </w:pPr>
+          </w:p>
+          <w:p>
+            <w:pPr>
+              <w:pStyle w:val="ListParagraph"/>
+              <w:tabs>
+                <w:tab w:val="left" w:pos="5480"/>
+              </w:tabs>
+              <w:rPr>
+                <w:rFonts w:asciiTheme="majorHAnsi" w:hAnsiTheme="majorHAnsi" w:cs="Nirmala UI"/>
+              </w:rPr>
+            </w:pPr>
+          </w:p>
+          <w:p>
+            <w:pPr>
+              <w:pStyle w:val="ListParagraph"/>
+              <w:tabs>
+                <w:tab w:val="left" w:pos="5480"/>
+              </w:tabs>
+              <w:rPr>
+                <w:rFonts w:asciiTheme="majorHAnsi" w:hAnsiTheme="majorHAnsi" w:cs="Nirmala UI"/>
+              </w:rPr>
+            </w:pPr>
+          </w:p>
+          <w:p>
+            <w:pPr>
+              <w:pStyle w:val="ListParagraph"/>
+              <w:tabs>
+                <w:tab w:val="left" w:pos="5480"/>
+              </w:tabs>
+              <w:rPr>
+                <w:rFonts w:asciiTheme="majorHAnsi" w:hAnsiTheme="majorHAnsi" w:cs="Nirmala UI"/>
+              </w:rPr>
+            </w:pPr>
+          </w:p>
+          <w:p>
+            <w:pPr>
+              <w:pStyle w:val="ListParagraph"/>
+              <w:tabs>
+                <w:tab w:val="left" w:pos="5480"/>
+              </w:tabs>
+              <w:rPr>
+                <w:rFonts w:asciiTheme="majorHAnsi" w:hAnsiTheme="majorHAnsi" w:cs="Nirmala UI"/>
+              </w:rPr>
+            </w:pPr>
+          </w:p>
+          <w:p>
+            <w:pPr>
+              <w:pStyle w:val="ListParagraph"/>
+              <w:tabs>
+                <w:tab w:val="left" w:pos="5480"/>
+              </w:tabs>
+              <w:ind w:left="1440"/>
+              <w:rPr>
+                <w:rFonts w:asciiTheme="majorHAnsi" w:hAnsiTheme="majorHAnsi" w:cs="Nirmala UI"/>
+              </w:rPr>
+            </w:pPr>
+          </w:p>
+          <w:p>
+            <w:pPr>
+              <w:pStyle w:val="ListParagraph"/>
+              <w:tabs>
+                <w:tab w:val="left" w:pos="5480"/>
+              </w:tabs>
+              <w:ind w:left="1440"/>
+              <w:rPr>
+                <w:rFonts w:asciiTheme="majorHAnsi" w:hAnsiTheme="majorHAnsi" w:cs="Nirmala UI"/>
+              </w:rPr>
+            </w:pPr>
+          </w:p>
+          <w:p>
+            <w:pPr>
+              <w:pStyle w:val="ListParagraph"/>
+              <w:tabs>
+                <w:tab w:val="left" w:pos="5480"/>
+              </w:tabs>
+              <w:ind w:left="1440"/>
+              <w:rPr>
+                <w:rFonts w:asciiTheme="majorHAnsi" w:hAnsiTheme="majorHAnsi" w:cs="Nirmala UI"/>
+              </w:rPr>
+            </w:pPr>
+          </w:p>
+          <w:p>
+            <w:pPr>
+              <w:pStyle w:val="ListParagraph"/>
+              <w:numPr>
+                <w:ilvl w:val="0"/>
+                <w:numId w:val="18"/>
+              </w:numPr>
+              <w:tabs>
+                <w:tab w:val="left" w:pos="5480"/>
+              </w:tabs>
+              <w:rPr>
+                <w:rFonts w:asciiTheme="majorHAnsi" w:hAnsiTheme="majorHAnsi" w:cs="Nirmala UI"/>
+              </w:rPr>
+            </w:pPr>
+            <w:r>
+              <w:rPr>
+                <w:rFonts w:asciiTheme="majorHAnsi" w:hAnsiTheme="majorHAnsi" w:cs="Nirmala UI"/>
+              </w:rPr>
+              <w:t xml:space="preserve">Finished code until I can test with STM32 microcontroller next week. </w:t>
+            </w:r>
+            <w:r>
+              <w:rPr>
+                <w:rFonts w:asciiTheme="majorHAnsi" w:hAnsiTheme="majorHAnsi" w:cs="Nirmala UI"/>
+              </w:rPr>
+              <w:t>Link repository to STM32CubeIDE. Add program to RTOS project repository.</w:t>
+            </w:r>
+          </w:p>
+          <w:p>
+            <w:pPr>
+              <w:tabs>
+                <w:tab w:val="left" w:pos="5480"/>
+              </w:tabs>
+              <w:spacing w:line="240" w:lineRule="auto"/>
+              <w:contextualSpacing/>
+              <w:rPr>
+                <w:rFonts w:asciiTheme="majorHAnsi" w:hAnsiTheme="majorHAnsi" w:cs="Nirmala UI"/>
+              </w:rPr>
+            </w:pPr>
+          </w:p>
+          <w:p>
+            <w:pPr>
+              <w:tabs>
+                <w:tab w:val="left" w:pos="5480"/>
+              </w:tabs>
+              <w:spacing w:line="240" w:lineRule="auto"/>
+              <w:contextualSpacing/>
+              <w:rPr>
+                <w:rFonts w:asciiTheme="majorHAnsi" w:hAnsiTheme="majorHAnsi" w:cs="Nirmala UI"/>
+              </w:rPr>
+            </w:pPr>
+          </w:p>
+        </w:tc>
+      </w:tr>
+      <w:tr>
+        <w:trPr>
+          <w:trHeight w:val="316"/>
+        </w:trPr>
+        <w:tc>
+          <w:tcPr>
+            <w:tcW w:w="10545" w:type="dxa"/>
+          </w:tcPr>
+          <w:p>
+            <w:pPr>
+              <w:tabs>
+                <w:tab w:val="left" w:pos="5480"/>
+              </w:tabs>
+              <w:spacing w:line="240" w:lineRule="auto"/>
+              <w:contextualSpacing/>
+              <w:rPr>
+                <w:rFonts w:asciiTheme="majorHAnsi" w:hAnsiTheme="majorHAnsi" w:cs="Nirmala UI"/>
+              </w:rPr>
+            </w:pPr>
+          </w:p>
+          <w:p>
+            <w:pPr>
+              <w:tabs>
+                <w:tab w:val="left" w:pos="5480"/>
+              </w:tabs>
+              <w:spacing w:line="240" w:lineRule="auto"/>
+              <w:contextualSpacing/>
+              <w:rPr>
+                <w:rFonts w:asciiTheme="majorHAnsi" w:hAnsiTheme="majorHAnsi" w:cs="Nirmala UI"/>
+                <w:i/>
+                <w:iCs/>
+              </w:rPr>
+            </w:pPr>
+            <w:r>
+              <w:rPr>
+                <w:rFonts w:asciiTheme="majorHAnsi" w:hAnsiTheme="majorHAnsi" w:cs="Nirmala UI"/>
+                <w:b/>
+                <w:bCs/>
+              </w:rPr>
+              <w:t xml:space="preserve">12/09/2026 </w:t>
+            </w:r>
+            <w:r>
+              <w:rPr>
+                <w:rFonts w:asciiTheme="majorHAnsi" w:hAnsiTheme="majorHAnsi" w:cs="Nirmala UI"/>
+              </w:rPr>
+              <w:t xml:space="preserve">                                                                                                                                                                                  </w:t>
+            </w:r>
+            <w:r>
+              <w:rPr>
+                <w:rFonts w:asciiTheme="majorHAnsi" w:hAnsiTheme="majorHAnsi" w:cs="Nirmala UI"/>
+                <w:i/>
+                <w:iCs/>
+              </w:rPr>
+              <w:t>Hours: 2</w:t>
+            </w:r>
+          </w:p>
+          <w:p>
+            <w:pPr>
+              <w:tabs>
+                <w:tab w:val="left" w:pos="5480"/>
+              </w:tabs>
+              <w:spacing w:line="240" w:lineRule="auto"/>
+              <w:contextualSpacing/>
+              <w:rPr>
+                <w:rFonts w:asciiTheme="majorHAnsi" w:hAnsiTheme="majorHAnsi" w:cs="Nirmala UI"/>
+              </w:rPr>
+            </w:pPr>
+          </w:p>
+          <w:p>
+            <w:pPr>
+              <w:pStyle w:val="ListParagraph"/>
+              <w:numPr>
+                <w:ilvl w:val="0"/>
+                <w:numId w:val="18"/>
+              </w:numPr>
+              <w:tabs>
+                <w:tab w:val="left" w:pos="5480"/>
+              </w:tabs>
+              <w:spacing w:line="240" w:lineRule="auto"/>
+              <w:rPr>
+                <w:rFonts w:asciiTheme="majorHAnsi" w:hAnsiTheme="majorHAnsi" w:cs="Nirmala UI"/>
+              </w:rPr>
+            </w:pPr>
+            <w:r>
+              <w:rPr>
+                <w:rFonts w:asciiTheme="majorHAnsi" w:hAnsiTheme="majorHAnsi" w:cs="Nirmala UI"/>
+              </w:rPr>
+              <w:t xml:space="preserve">Begin </w:t>
+            </w:r>
+            <w:r>
+              <w:rPr>
+                <w:rFonts w:asciiTheme="majorHAnsi" w:hAnsiTheme="majorHAnsi" w:cs="Nirmala UI"/>
+              </w:rPr>
+              <w:t>third deliverable.</w:t>
+            </w:r>
+          </w:p>
+          <w:p>
+            <w:pPr>
+              <w:pStyle w:val="ListParagraph"/>
+              <w:spacing w:line="276" w:lineRule="auto"/>
+              <w:rPr>
+                <w:rFonts w:asciiTheme="minorHAnsi" w:hAnsiTheme="minorHAnsi"/>
+                <w:i/>
+                <w:iCs/>
+                <w:color w:val="000000" w:themeColor="text1"/>
+              </w:rPr>
+            </w:pPr>
+            <w:r>
+              <w:rPr>
+                <w:rFonts w:asciiTheme="minorHAnsi" w:hAnsiTheme="minorHAnsi"/>
+                <w:i/>
+                <w:iCs/>
+                <w:color w:val="000000" w:themeColor="text1"/>
+              </w:rPr>
+              <w:t>Create a program that can safely transfer data between two tasks.</w:t>
+            </w:r>
+          </w:p>
+          <w:p>
+            <w:pPr>
+              <w:pStyle w:val="ListParagraph"/>
+              <w:numPr>
+                <w:ilvl w:val="1"/>
+                <w:numId w:val="18"/>
+              </w:numPr>
+              <w:spacing w:line="276" w:lineRule="auto"/>
+              <w:rPr>
+                <w:rFonts w:asciiTheme="minorHAnsi" w:hAnsiTheme="minorHAnsi"/>
+                <w:i/>
+                <w:iCs/>
+                <w:color w:val="000000" w:themeColor="text1"/>
+              </w:rPr>
+            </w:pPr>
+            <w:r>
+              <w:rPr>
+                <w:rFonts w:asciiTheme="minorHAnsi" w:hAnsiTheme="minorHAnsi"/>
+                <w:i/>
+                <w:iCs/>
+                <w:color w:val="000000" w:themeColor="text1"/>
+              </w:rPr>
+              <w:t>Some examples of data that could be transferred: Current iteration number, the number of blinks to do, the speed of blinks.</w:t>
+            </w:r>
           </w:p>
           <w:p>
             <w:pPr>
@@ -4957,6 +6250,119 @@
     </w:lvl>
   </w:abstractNum>
   <w:abstractNum w:abstractNumId="6" w15:restartNumberingAfterBreak="0">
+    <w:nsid w:val="3CD91E99"/>
+    <w:multiLevelType w:val="hybridMultilevel"/>
+    <w:tmpl w:val="9404F0CA"/>
+    <w:lvl w:ilvl="0" w:tplc="DA9AD208">
+      <w:start w:val="1"/>
+      <w:numFmt w:val="bullet"/>
+      <w:lvlText w:val=""/>
+      <w:lvlJc w:val="left"/>
+      <w:pPr>
+        <w:ind w:left="720" w:hanging="360"/>
+      </w:pPr>
+      <w:rPr>
+        <w:rFonts w:ascii="Wingdings" w:hAnsi="Wingdings" w:hint="default"/>
+      </w:rPr>
+    </w:lvl>
+    <w:lvl w:ilvl="1" w:tplc="08090003" w:tentative="1">
+      <w:start w:val="1"/>
+      <w:numFmt w:val="bullet"/>
+      <w:lvlText w:val="o"/>
+      <w:lvlJc w:val="left"/>
+      <w:pPr>
+        <w:ind w:left="1440" w:hanging="360"/>
+      </w:pPr>
+      <w:rPr>
+        <w:rFonts w:ascii="Courier New" w:hAnsi="Courier New" w:cs="Courier New" w:hint="default"/>
+      </w:rPr>
+    </w:lvl>
+    <w:lvl w:ilvl="2" w:tplc="08090005" w:tentative="1">
+      <w:start w:val="1"/>
+      <w:numFmt w:val="bullet"/>
+      <w:lvlText w:val=""/>
+      <w:lvlJc w:val="left"/>
+      <w:pPr>
+        <w:ind w:left="2160" w:hanging="360"/>
+      </w:pPr>
+      <w:rPr>
+        <w:rFonts w:ascii="Wingdings" w:hAnsi="Wingdings" w:hint="default"/>
+      </w:rPr>
+    </w:lvl>
+    <w:lvl w:ilvl="3" w:tplc="08090001" w:tentative="1">
+      <w:start w:val="1"/>
+      <w:numFmt w:val="bullet"/>
+      <w:lvlText w:val=""/>
+      <w:lvlJc w:val="left"/>
+      <w:pPr>
+        <w:ind w:left="2880" w:hanging="360"/>
+      </w:pPr>
+      <w:rPr>
+        <w:rFonts w:ascii="Symbol" w:hAnsi="Symbol" w:hint="default"/>
+      </w:rPr>
+    </w:lvl>
+    <w:lvl w:ilvl="4" w:tplc="08090003" w:tentative="1">
+      <w:start w:val="1"/>
+      <w:numFmt w:val="bullet"/>
+      <w:lvlText w:val="o"/>
+      <w:lvlJc w:val="left"/>
+      <w:pPr>
+        <w:ind w:left="3600" w:hanging="360"/>
+      </w:pPr>
+      <w:rPr>
+        <w:rFonts w:ascii="Courier New" w:hAnsi="Courier New" w:cs="Courier New" w:hint="default"/>
+      </w:rPr>
+    </w:lvl>
+    <w:lvl w:ilvl="5" w:tplc="08090005" w:tentative="1">
+      <w:start w:val="1"/>
+      <w:numFmt w:val="bullet"/>
+      <w:lvlText w:val=""/>
+      <w:lvlJc w:val="left"/>
+      <w:pPr>
+        <w:ind w:left="4320" w:hanging="360"/>
+      </w:pPr>
+      <w:rPr>
+        <w:rFonts w:ascii="Wingdings" w:hAnsi="Wingdings" w:hint="default"/>
+      </w:rPr>
+    </w:lvl>
+    <w:lvl w:ilvl="6" w:tplc="08090001" w:tentative="1">
+      <w:start w:val="1"/>
+      <w:numFmt w:val="bullet"/>
+      <w:lvlText w:val=""/>
+      <w:lvlJc w:val="left"/>
+      <w:pPr>
+        <w:ind w:left="5040" w:hanging="360"/>
+      </w:pPr>
+      <w:rPr>
+        <w:rFonts w:ascii="Symbol" w:hAnsi="Symbol" w:hint="default"/>
+      </w:rPr>
+    </w:lvl>
+    <w:lvl w:ilvl="7" w:tplc="08090003" w:tentative="1">
+      <w:start w:val="1"/>
+      <w:numFmt w:val="bullet"/>
+      <w:lvlText w:val="o"/>
+      <w:lvlJc w:val="left"/>
+      <w:pPr>
+        <w:ind w:left="5760" w:hanging="360"/>
+      </w:pPr>
+      <w:rPr>
+        <w:rFonts w:ascii="Courier New" w:hAnsi="Courier New" w:cs="Courier New" w:hint="default"/>
+      </w:rPr>
+    </w:lvl>
+    <w:lvl w:ilvl="8" w:tplc="08090005" w:tentative="1">
+      <w:start w:val="1"/>
+      <w:numFmt w:val="bullet"/>
+      <w:lvlText w:val=""/>
+      <w:lvlJc w:val="left"/>
+      <w:pPr>
+        <w:ind w:left="6480" w:hanging="360"/>
+      </w:pPr>
+      <w:rPr>
+        <w:rFonts w:ascii="Wingdings" w:hAnsi="Wingdings" w:hint="default"/>
+      </w:rPr>
+    </w:lvl>
+  </w:abstractNum>
+  <w:abstractNum w:abstractNumId="7" w15:restartNumberingAfterBreak="0">
     <w:nsid w:val="3D716A23"/>
     <w:multiLevelType w:val="hybridMultilevel"/>
     <w:tmpl w:val="1B10AA42"/>
@@ -5069,7 +6475,93 @@
       </w:rPr>
     </w:lvl>
   </w:abstractNum>
-  <w:abstractNum w:abstractNumId="7" w15:restartNumberingAfterBreak="0">
+  <w:abstractNum w:abstractNumId="8" w15:restartNumberingAfterBreak="0">
+    <w:nsid w:val="4AA4424D"/>
+    <w:multiLevelType w:val="hybridMultilevel"/>
+    <w:tmpl w:val="A59A9368"/>
+    <w:lvl w:ilvl="0" w:tplc="0809000F">
+      <w:start w:val="1"/>
+      <w:numFmt w:val="decimal"/>
+      <w:lvlText w:val="%1."/>
+      <w:lvlJc w:val="left"/>
+      <w:pPr>
+        <w:ind w:left="1440" w:hanging="360"/>
+      </w:pPr>
+    </w:lvl>
+    <w:lvl w:ilvl="1" w:tplc="08090019" w:tentative="1">
+      <w:start w:val="1"/>
+      <w:numFmt w:val="lowerLetter"/>
+      <w:lvlText w:val="%2."/>
+      <w:lvlJc w:val="left"/>
+      <w:pPr>
+        <w:ind w:left="2160" w:hanging="360"/>
+      </w:pPr>
+    </w:lvl>
+    <w:lvl w:ilvl="2" w:tplc="0809001B" w:tentative="1">
+      <w:start w:val="1"/>
+      <w:numFmt w:val="lowerRoman"/>
+      <w:lvlText w:val="%3."/>
+      <w:lvlJc w:val="right"/>
+      <w:pPr>
+        <w:ind w:left="2880" w:hanging="180"/>
+      </w:pPr>
+    </w:lvl>
+    <w:lvl w:ilvl="3" w:tplc="0809000F" w:tentative="1">
+      <w:start w:val="1"/>
+      <w:numFmt w:val="decimal"/>
+      <w:lvlText w:val="%4."/>
+      <w:lvlJc w:val="left"/>
+      <w:pPr>
+        <w:ind w:left="3600" w:hanging="360"/>
+      </w:pPr>
+    </w:lvl>
+    <w:lvl w:ilvl="4" w:tplc="08090019" w:tentative="1">
+      <w:start w:val="1"/>
+      <w:numFmt w:val="lowerLetter"/>
+      <w:lvlText w:val="%5."/>
+      <w:lvlJc w:val="left"/>
+      <w:pPr>
+        <w:ind w:left="4320" w:hanging="360"/>
+      </w:pPr>
+    </w:lvl>
+    <w:lvl w:ilvl="5" w:tplc="0809001B" w:tentative="1">
+      <w:start w:val="1"/>
+      <w:numFmt w:val="lowerRoman"/>
+      <w:lvlText w:val="%6."/>
+      <w:lvlJc w:val="right"/>
+      <w:pPr>
+        <w:ind w:left="5040" w:hanging="180"/>
+      </w:pPr>
+    </w:lvl>
+    <w:lvl w:ilvl="6" w:tplc="0809000F" w:tentative="1">
+      <w:start w:val="1"/>
+      <w:numFmt w:val="decimal"/>
+      <w:lvlText w:val="%7."/>
+      <w:lvlJc w:val="left"/>
+      <w:pPr>
+        <w:ind w:left="5760" w:hanging="360"/>
+      </w:pPr>
+    </w:lvl>
+    <w:lvl w:ilvl="7" w:tplc="08090019" w:tentative="1">
+      <w:start w:val="1"/>
+      <w:numFmt w:val="lowerLetter"/>
+      <w:lvlText w:val="%8."/>
+      <w:lvlJc w:val="left"/>
+      <w:pPr>
+        <w:ind w:left="6480" w:hanging="360"/>
+      </w:pPr>
+    </w:lvl>
+    <w:lvl w:ilvl="8" w:tplc="0809001B" w:tentative="1">
+      <w:start w:val="1"/>
+      <w:numFmt w:val="lowerRoman"/>
+      <w:lvlText w:val="%9."/>
+      <w:lvlJc w:val="right"/>
+      <w:pPr>
+        <w:ind w:left="7200" w:hanging="180"/>
+      </w:pPr>
+    </w:lvl>
+  </w:abstractNum>
+  <w:abstractNum w:abstractNumId="9" w15:restartNumberingAfterBreak="0">
     <w:nsid w:val="551F455F"/>
     <w:multiLevelType w:val="hybridMultilevel"/>
     <w:tmpl w:val="88ACD9D6"/>
@@ -5182,7 +6674,120 @@
       </w:rPr>
     </w:lvl>
   </w:abstractNum>
-  <w:abstractNum w:abstractNumId="8" w15:restartNumberingAfterBreak="0">
+  <w:abstractNum w:abstractNumId="10" w15:restartNumberingAfterBreak="0">
+    <w:nsid w:val="5E0F33A6"/>
+    <w:multiLevelType w:val="hybridMultilevel"/>
+    <w:tmpl w:val="50E24CA2"/>
+    <w:lvl w:ilvl="0" w:tplc="DA9AD208">
+      <w:start w:val="1"/>
+      <w:numFmt w:val="bullet"/>
+      <w:lvlText w:val=""/>
+      <w:lvlJc w:val="left"/>
+      <w:pPr>
+        <w:ind w:left="1440" w:hanging="360"/>
+      </w:pPr>
+      <w:rPr>
+        <w:rFonts w:ascii="Wingdings" w:hAnsi="Wingdings" w:hint="default"/>
+      </w:rPr>
+    </w:lvl>
+    <w:lvl w:ilvl="1" w:tplc="08090003" w:tentative="1">
+      <w:start w:val="1"/>
+      <w:numFmt w:val="bullet"/>
+      <w:lvlText w:val="o"/>
+      <w:lvlJc w:val="left"/>
+      <w:pPr>
+        <w:ind w:left="2160" w:hanging="360"/>
+      </w:pPr>
+      <w:rPr>
+        <w:rFonts w:ascii="Courier New" w:hAnsi="Courier New" w:cs="Courier New" w:hint="default"/>
+      </w:rPr>
+    </w:lvl>
+    <w:lvl w:ilvl="2" w:tplc="08090005" w:tentative="1">
+      <w:start w:val="1"/>
+      <w:numFmt w:val="bullet"/>
+      <w:lvlText w:val=""/>
+      <w:lvlJc w:val="left"/>
+      <w:pPr>
+        <w:ind w:left="2880" w:hanging="360"/>
+      </w:pPr>
+      <w:rPr>
+        <w:rFonts w:ascii="Wingdings" w:hAnsi="Wingdings" w:hint="default"/>
+      </w:rPr>
+    </w:lvl>
+    <w:lvl w:ilvl="3" w:tplc="08090001" w:tentative="1">
+      <w:start w:val="1"/>
+      <w:numFmt w:val="bullet"/>
+      <w:lvlText w:val=""/>
+      <w:lvlJc w:val="left"/>
+      <w:pPr>
+        <w:ind w:left="3600" w:hanging="360"/>
+      </w:pPr>
+      <w:rPr>
+        <w:rFonts w:ascii="Symbol" w:hAnsi="Symbol" w:hint="default"/>
+      </w:rPr>
+    </w:lvl>
+    <w:lvl w:ilvl="4" w:tplc="08090003" w:tentative="1">
+      <w:start w:val="1"/>
+      <w:numFmt w:val="bullet"/>
+      <w:lvlText w:val="o"/>
+      <w:lvlJc w:val="left"/>
+      <w:pPr>
+        <w:ind w:left="4320" w:hanging="360"/>
+      </w:pPr>
+      <w:rPr>
+        <w:rFonts w:ascii="Courier New" w:hAnsi="Courier New" w:cs="Courier New" w:hint="default"/>
+      </w:rPr>
+    </w:lvl>
+    <w:lvl w:ilvl="5" w:tplc="08090005" w:tentative="1">
+      <w:start w:val="1"/>
+      <w:numFmt w:val="bullet"/>
+      <w:lvlText w:val=""/>
+      <w:lvlJc w:val="left"/>
+      <w:pPr>
+        <w:ind w:left="5040" w:hanging="360"/>
+      </w:pPr>
+      <w:rPr>
+        <w:rFonts w:ascii="Wingdings" w:hAnsi="Wingdings" w:hint="default"/>
+      </w:rPr>
+    </w:lvl>
+    <w:lvl w:ilvl="6" w:tplc="08090001" w:tentative="1">
+      <w:start w:val="1"/>
+      <w:numFmt w:val="bullet"/>
+      <w:lvlText w:val=""/>
+      <w:lvlJc w:val="left"/>
+      <w:pPr>
+        <w:ind w:left="5760" w:hanging="360"/>
+      </w:pPr>
+      <w:rPr>
+        <w:rFonts w:ascii="Symbol" w:hAnsi="Symbol" w:hint="default"/>
+      </w:rPr>
+    </w:lvl>
+    <w:lvl w:ilvl="7" w:tplc="08090003" w:tentative="1">
+      <w:start w:val="1"/>
+      <w:numFmt w:val="bullet"/>
+      <w:lvlText w:val="o"/>
+      <w:lvlJc w:val="left"/>
+      <w:pPr>
+        <w:ind w:left="6480" w:hanging="360"/>
+      </w:pPr>
+      <w:rPr>
+        <w:rFonts w:ascii="Courier New" w:hAnsi="Courier New" w:cs="Courier New" w:hint="default"/>
+      </w:rPr>
+    </w:lvl>
+    <w:lvl w:ilvl="8" w:tplc="08090005" w:tentative="1">
+      <w:start w:val="1"/>
+      <w:numFmt w:val="bullet"/>
+      <w:lvlText w:val=""/>
+      <w:lvlJc w:val="left"/>
+      <w:pPr>
+        <w:ind w:left="7200" w:hanging="360"/>
+      </w:pPr>
+      <w:rPr>
+        <w:rFonts w:ascii="Wingdings" w:hAnsi="Wingdings" w:hint="default"/>
+      </w:rPr>
+    </w:lvl>
+  </w:abstractNum>
+  <w:abstractNum w:abstractNumId="11" w15:restartNumberingAfterBreak="0">
     <w:nsid w:val="5F09291D"/>
     <w:multiLevelType w:val="hybridMultilevel"/>
     <w:tmpl w:val="F7A29908"/>
@@ -5295,7 +6900,7 @@
       </w:rPr>
     </w:lvl>
   </w:abstractNum>
-  <w:abstractNum w:abstractNumId="9" w15:restartNumberingAfterBreak="0">
+  <w:abstractNum w:abstractNumId="12" w15:restartNumberingAfterBreak="0">
     <w:nsid w:val="5FAC20B5"/>
     <w:multiLevelType w:val="hybridMultilevel"/>
     <w:tmpl w:val="A712FCC8"/>
@@ -5408,7 +7013,7 @@
       </w:rPr>
     </w:lvl>
   </w:abstractNum>
-  <w:abstractNum w:abstractNumId="10" w15:restartNumberingAfterBreak="0">
+  <w:abstractNum w:abstractNumId="13" w15:restartNumberingAfterBreak="0">
     <w:nsid w:val="5FF63203"/>
     <w:multiLevelType w:val="hybridMultilevel"/>
     <w:tmpl w:val="C97AD77A"/>
@@ -5521,7 +7126,120 @@
       </w:rPr>
     </w:lvl>
   </w:abstractNum>
-  <w:abstractNum w:abstractNumId="11" w15:restartNumberingAfterBreak="0">
+  <w:abstractNum w:abstractNumId="14" w15:restartNumberingAfterBreak="0">
+    <w:nsid w:val="5FFB6DDB"/>
+    <w:multiLevelType w:val="hybridMultilevel"/>
+    <w:tmpl w:val="BFDE50C6"/>
+    <w:lvl w:ilvl="0" w:tplc="DA9AD208">
+      <w:start w:val="1"/>
+      <w:numFmt w:val="bullet"/>
+      <w:lvlText w:val=""/>
+      <w:lvlJc w:val="left"/>
+      <w:pPr>
+        <w:ind w:left="720" w:hanging="360"/>
+      </w:pPr>
+      <w:rPr>
+        <w:rFonts w:ascii="Wingdings" w:hAnsi="Wingdings" w:hint="default"/>
+      </w:rPr>
+    </w:lvl>
+    <w:lvl w:ilvl="1" w:tplc="08090003">
+      <w:start w:val="1"/>
+      <w:numFmt w:val="bullet"/>
+      <w:lvlText w:val="o"/>
+      <w:lvlJc w:val="left"/>
+      <w:pPr>
+        <w:ind w:left="1440" w:hanging="360"/>
+      </w:pPr>
+      <w:rPr>
+        <w:rFonts w:ascii="Courier New" w:hAnsi="Courier New" w:cs="Courier New" w:hint="default"/>
+      </w:rPr>
+    </w:lvl>
+    <w:lvl w:ilvl="2" w:tplc="08090005" w:tentative="1">
+      <w:start w:val="1"/>
+      <w:numFmt w:val="bullet"/>
+      <w:lvlText w:val=""/>
+      <w:lvlJc w:val="left"/>
+      <w:pPr>
+        <w:ind w:left="2160" w:hanging="360"/>
+      </w:pPr>
+      <w:rPr>
+        <w:rFonts w:ascii="Wingdings" w:hAnsi="Wingdings" w:hint="default"/>
+      </w:rPr>
+    </w:lvl>
+    <w:lvl w:ilvl="3" w:tplc="08090001" w:tentative="1">
+      <w:start w:val="1"/>
+      <w:numFmt w:val="bullet"/>
+      <w:lvlText w:val=""/>
+      <w:lvlJc w:val="left"/>
+      <w:pPr>
+        <w:ind w:left="2880" w:hanging="360"/>
+      </w:pPr>
+      <w:rPr>
+        <w:rFonts w:ascii="Symbol" w:hAnsi="Symbol" w:hint="default"/>
+      </w:rPr>
+    </w:lvl>
+    <w:lvl w:ilvl="4" w:tplc="08090003" w:tentative="1">
+      <w:start w:val="1"/>
+      <w:numFmt w:val="bullet"/>
+      <w:lvlText w:val="o"/>
+      <w:lvlJc w:val="left"/>
+      <w:pPr>
+        <w:ind w:left="3600" w:hanging="360"/>
+      </w:pPr>
+      <w:rPr>
+        <w:rFonts w:ascii="Courier New" w:hAnsi="Courier New" w:cs="Courier New" w:hint="default"/>
+      </w:rPr>
+    </w:lvl>
+    <w:lvl w:ilvl="5" w:tplc="08090005" w:tentative="1">
+      <w:start w:val="1"/>
+      <w:numFmt w:val="bullet"/>
+      <w:lvlText w:val=""/>
+      <w:lvlJc w:val="left"/>
+      <w:pPr>
+        <w:ind w:left="4320" w:hanging="360"/>
+      </w:pPr>
+      <w:rPr>
+        <w:rFonts w:ascii="Wingdings" w:hAnsi="Wingdings" w:hint="default"/>
+      </w:rPr>
+    </w:lvl>
+    <w:lvl w:ilvl="6" w:tplc="08090001" w:tentative="1">
+      <w:start w:val="1"/>
+      <w:numFmt w:val="bullet"/>
+      <w:lvlText w:val=""/>
+      <w:lvlJc w:val="left"/>
+      <w:pPr>
+        <w:ind w:left="5040" w:hanging="360"/>
+      </w:pPr>
+      <w:rPr>
+        <w:rFonts w:ascii="Symbol" w:hAnsi="Symbol" w:hint="default"/>
+      </w:rPr>
+    </w:lvl>
+    <w:lvl w:ilvl="7" w:tplc="08090003" w:tentative="1">
+      <w:start w:val="1"/>
+      <w:numFmt w:val="bullet"/>
+      <w:lvlText w:val="o"/>
+      <w:lvlJc w:val="left"/>
+      <w:pPr>
+        <w:ind w:left="5760" w:hanging="360"/>
+      </w:pPr>
+      <w:rPr>
+        <w:rFonts w:ascii="Courier New" w:hAnsi="Courier New" w:cs="Courier New" w:hint="default"/>
+      </w:rPr>
+    </w:lvl>
+    <w:lvl w:ilvl="8" w:tplc="08090005" w:tentative="1">
+      <w:start w:val="1"/>
+      <w:numFmt w:val="bullet"/>
+      <w:lvlText w:val=""/>
+      <w:lvlJc w:val="left"/>
+      <w:pPr>
+        <w:ind w:left="6480" w:hanging="360"/>
+      </w:pPr>
+      <w:rPr>
+        <w:rFonts w:ascii="Wingdings" w:hAnsi="Wingdings" w:hint="default"/>
+      </w:rPr>
+    </w:lvl>
+  </w:abstractNum>
+  <w:abstractNum w:abstractNumId="15" w15:restartNumberingAfterBreak="0">
     <w:nsid w:val="69E71DD7"/>
     <w:multiLevelType w:val="hybridMultilevel"/>
     <w:tmpl w:val="FACE5970"/>
@@ -5634,7 +7352,7 @@
       </w:rPr>
     </w:lvl>
   </w:abstractNum>
-  <w:abstractNum w:abstractNumId="12" w15:restartNumberingAfterBreak="0">
+  <w:abstractNum w:abstractNumId="16" w15:restartNumberingAfterBreak="0">
     <w:nsid w:val="6C7D43B9"/>
     <w:multiLevelType w:val="hybridMultilevel"/>
     <w:tmpl w:val="35A4266A"/>
@@ -5747,120 +7465,120 @@
       </w:rPr>
     </w:lvl>
   </w:abstractNum>
-  <w:abstractNum w:abstractNumId="13" w15:restartNumberingAfterBreak="0">
+  <w:abstractNum w:abstractNumId="17" w15:restartNumberingAfterBreak="0">
     <w:nsid w:val="75A054B4"/>
     <w:multiLevelType w:val="hybridMultilevel"/>
-    <w:tmpl w:val="43907DEC"/>
-    <w:lvl w:ilvl="0" w:tplc="DA9AD208">
-      <w:start w:val="1"/>
-      <w:numFmt w:val="bullet"/>
-      <w:lvlText w:val=""/>
+    <w:tmpl w:val="3E300B2C"/>
+    <w:lvl w:ilvl="0" w:tplc="08090001">
+      <w:start w:val="1"/>
+      <w:numFmt w:val="bullet"/>
+      <w:lvlText w:val=""/>
       <w:lvlJc w:val="left"/>
       <w:pPr>
         <w:ind w:left="720" w:hanging="360"/>
       </w:pPr>
       <w:rPr>
+        <w:rFonts w:ascii="Symbol" w:hAnsi="Symbol" w:hint="default"/>
+      </w:rPr>
+    </w:lvl>
+    <w:lvl w:ilvl="1" w:tplc="08090003" w:tentative="1">
+      <w:start w:val="1"/>
+      <w:numFmt w:val="bullet"/>
+      <w:lvlText w:val="o"/>
+      <w:lvlJc w:val="left"/>
+      <w:pPr>
+        <w:ind w:left="1440" w:hanging="360"/>
+      </w:pPr>
+      <w:rPr>
+        <w:rFonts w:ascii="Courier New" w:hAnsi="Courier New" w:cs="Courier New" w:hint="default"/>
+      </w:rPr>
+    </w:lvl>
+    <w:lvl w:ilvl="2" w:tplc="08090005" w:tentative="1">
+      <w:start w:val="1"/>
+      <w:numFmt w:val="bullet"/>
+      <w:lvlText w:val=""/>
+      <w:lvlJc w:val="left"/>
+      <w:pPr>
+        <w:ind w:left="2160" w:hanging="360"/>
+      </w:pPr>
+      <w:rPr>
         <w:rFonts w:ascii="Wingdings" w:hAnsi="Wingdings" w:hint="default"/>
       </w:rPr>
     </w:lvl>
-    <w:lvl w:ilvl="1" w:tplc="08090003" w:tentative="1">
+    <w:lvl w:ilvl="3" w:tplc="08090001" w:tentative="1">
+      <w:start w:val="1"/>
+      <w:numFmt w:val="bullet"/>
+      <w:lvlText w:val=""/>
+      <w:lvlJc w:val="left"/>
+      <w:pPr>
+        <w:ind w:left="2880" w:hanging="360"/>
+      </w:pPr>
+      <w:rPr>
+        <w:rFonts w:ascii="Symbol" w:hAnsi="Symbol" w:hint="default"/>
+      </w:rPr>
+    </w:lvl>
+    <w:lvl w:ilvl="4" w:tplc="08090003" w:tentative="1">
       <w:start w:val="1"/>
       <w:numFmt w:val="bullet"/>
       <w:lvlText w:val="o"/>
       <w:lvlJc w:val="left"/>
       <w:pPr>
-        <w:ind w:left="1440" w:hanging="360"/>
+        <w:ind w:left="3600" w:hanging="360"/>
       </w:pPr>
       <w:rPr>
         <w:rFonts w:ascii="Courier New" w:hAnsi="Courier New" w:cs="Courier New" w:hint="default"/>
       </w:rPr>
     </w:lvl>
-    <w:lvl w:ilvl="2" w:tplc="08090005" w:tentative="1">
+    <w:lvl w:ilvl="5" w:tplc="08090005" w:tentative="1">
       <w:start w:val="1"/>
       <w:numFmt w:val="bullet"/>
       <w:lvlText w:val=""/>
       <w:lvlJc w:val="left"/>
       <w:pPr>
-        <w:ind w:left="2160" w:hanging="360"/>
+        <w:ind w:left="4320" w:hanging="360"/>
       </w:pPr>
       <w:rPr>
         <w:rFonts w:ascii="Wingdings" w:hAnsi="Wingdings" w:hint="default"/>
       </w:rPr>
     </w:lvl>
-    <w:lvl w:ilvl="3" w:tplc="08090001" w:tentative="1">
+    <w:lvl w:ilvl="6" w:tplc="08090001" w:tentative="1">
       <w:start w:val="1"/>
       <w:numFmt w:val="bullet"/>
       <w:lvlText w:val=""/>
       <w:lvlJc w:val="left"/>
       <w:pPr>
-        <w:ind w:left="2880" w:hanging="360"/>
+        <w:ind w:left="5040" w:hanging="360"/>
       </w:pPr>
       <w:rPr>
         <w:rFonts w:ascii="Symbol" w:hAnsi="Symbol" w:hint="default"/>
       </w:rPr>
     </w:lvl>
-    <w:lvl w:ilvl="4" w:tplc="08090003" w:tentative="1">
+    <w:lvl w:ilvl="7" w:tplc="08090003" w:tentative="1">
       <w:start w:val="1"/>
       <w:numFmt w:val="bullet"/>
       <w:lvlText w:val="o"/>
       <w:lvlJc w:val="left"/>
       <w:pPr>
-        <w:ind w:left="3600" w:hanging="360"/>
+        <w:ind w:left="5760" w:hanging="360"/>
       </w:pPr>
       <w:rPr>
         <w:rFonts w:ascii="Courier New" w:hAnsi="Courier New" w:cs="Courier New" w:hint="default"/>
       </w:rPr>
     </w:lvl>
-    <w:lvl w:ilvl="5" w:tplc="08090005" w:tentative="1">
+    <w:lvl w:ilvl="8" w:tplc="08090005" w:tentative="1">
       <w:start w:val="1"/>
       <w:numFmt w:val="bullet"/>
       <w:lvlText w:val=""/>
       <w:lvlJc w:val="left"/>
       <w:pPr>
-        <w:ind w:left="4320" w:hanging="360"/>
+        <w:ind w:left="6480" w:hanging="360"/>
       </w:pPr>
       <w:rPr>
         <w:rFonts w:ascii="Wingdings" w:hAnsi="Wingdings" w:hint="default"/>
       </w:rPr>
     </w:lvl>
-    <w:lvl w:ilvl="6" w:tplc="08090001" w:tentative="1">
-      <w:start w:val="1"/>
-      <w:numFmt w:val="bullet"/>
-      <w:lvlText w:val=""/>
-      <w:lvlJc w:val="left"/>
-      <w:pPr>
-        <w:ind w:left="5040" w:hanging="360"/>
-      </w:pPr>
-      <w:rPr>
-        <w:rFonts w:ascii="Symbol" w:hAnsi="Symbol" w:hint="default"/>
-      </w:rPr>
-    </w:lvl>
-    <w:lvl w:ilvl="7" w:tplc="08090003" w:tentative="1">
-      <w:start w:val="1"/>
-      <w:numFmt w:val="bullet"/>
-      <w:lvlText w:val="o"/>
-      <w:lvlJc w:val="left"/>
-      <w:pPr>
-        <w:ind w:left="5760" w:hanging="360"/>
-      </w:pPr>
-      <w:rPr>
-        <w:rFonts w:ascii="Courier New" w:hAnsi="Courier New" w:cs="Courier New" w:hint="default"/>
-      </w:rPr>
-    </w:lvl>
-    <w:lvl w:ilvl="8" w:tplc="08090005" w:tentative="1">
-      <w:start w:val="1"/>
-      <w:numFmt w:val="bullet"/>
-      <w:lvlText w:val=""/>
-      <w:lvlJc w:val="left"/>
-      <w:pPr>
-        <w:ind w:left="6480" w:hanging="360"/>
-      </w:pPr>
-      <w:rPr>
-        <w:rFonts w:ascii="Wingdings" w:hAnsi="Wingdings" w:hint="default"/>
-      </w:rPr>
-    </w:lvl>
   </w:abstractNum>
-  <w:abstractNum w:abstractNumId="14" w15:restartNumberingAfterBreak="0">
+  <w:abstractNum w:abstractNumId="18" w15:restartNumberingAfterBreak="0">
     <w:nsid w:val="7C6873E5"/>
     <w:multiLevelType w:val="multilevel"/>
     <w:tmpl w:val="DE0ABEFA"/>
@@ -6010,25 +7728,25 @@
     </w:lvl>
   </w:abstractNum>
   <w:num w:numId="1" w16cid:durableId="376782374">
-    <w:abstractNumId w:val="11"/>
+    <w:abstractNumId w:val="15"/>
   </w:num>
   <w:num w:numId="2" w16cid:durableId="199510199">
-    <w:abstractNumId w:val="8"/>
+    <w:abstractNumId w:val="11"/>
   </w:num>
   <w:num w:numId="3" w16cid:durableId="1241328162">
     <w:abstractNumId w:val="1"/>
   </w:num>
   <w:num w:numId="4" w16cid:durableId="2127848435">
-    <w:abstractNumId w:val="14"/>
+    <w:abstractNumId w:val="18"/>
   </w:num>
   <w:num w:numId="5" w16cid:durableId="1575704934">
-    <w:abstractNumId w:val="12"/>
+    <w:abstractNumId w:val="16"/>
   </w:num>
   <w:num w:numId="6" w16cid:durableId="1555848857">
-    <w:abstractNumId w:val="10"/>
+    <w:abstractNumId w:val="13"/>
   </w:num>
   <w:num w:numId="7" w16cid:durableId="1619068462">
-    <w:abstractNumId w:val="7"/>
+    <w:abstractNumId w:val="9"/>
   </w:num>
   <w:num w:numId="8" w16cid:durableId="227692250">
     <w:abstractNumId w:val="5"/>
@@ -6037,7 +7755,7 @@
     <w:abstractNumId w:val="4"/>
   </w:num>
   <w:num w:numId="10" w16cid:durableId="1893299710">
-    <w:abstractNumId w:val="13"/>
+    <w:abstractNumId w:val="17"/>
   </w:num>
   <w:num w:numId="11" w16cid:durableId="654802416">
     <w:abstractNumId w:val="3"/>
@@ -6046,13 +7764,25 @@
     <w:abstractNumId w:val="2"/>
   </w:num>
   <w:num w:numId="13" w16cid:durableId="1369985768">
-    <w:abstractNumId w:val="9"/>
+    <w:abstractNumId w:val="12"/>
   </w:num>
   <w:num w:numId="14" w16cid:durableId="1482380877">
     <w:abstractNumId w:val="0"/>
   </w:num>
   <w:num w:numId="15" w16cid:durableId="1116633177">
+    <w:abstractNumId w:val="7"/>
+  </w:num>
+  <w:num w:numId="16" w16cid:durableId="900672232">
     <w:abstractNumId w:val="6"/>
+  </w:num>
+  <w:num w:numId="17" w16cid:durableId="1298805047">
+    <w:abstractNumId w:val="8"/>
+  </w:num>
+  <w:num w:numId="18" w16cid:durableId="416022719">
+    <w:abstractNumId w:val="14"/>
+  </w:num>
+  <w:num w:numId="19" w16cid:durableId="2114401775">
+    <w:abstractNumId w:val="10"/>
   </w:num>
 </w:numbering>
 </file>
